--- a/optimozacia/Лабораторные/lab1/1.docx
+++ b/optimozacia/Лабораторные/lab1/1.docx
@@ -702,9 +702,9 @@
           <w:szCs w:val="36"/>
         </w:rPr>
         <w:drawing>
-          <wp:inline distT="0" distB="0" distL="0" distR="0" wp14:anchorId="15380F45" wp14:editId="4473255D">
-            <wp:extent cx="6372224" cy="3562350"/>
-            <wp:effectExtent l="0" t="0" r="0" b="0"/>
+          <wp:inline distT="0" distB="0" distL="0" distR="0" wp14:anchorId="15380F45" wp14:editId="3D3F8E2B">
+            <wp:extent cx="6057900" cy="3386629"/>
+            <wp:effectExtent l="0" t="0" r="0" b="4445"/>
             <wp:docPr id="1" name="Рисунок 1"/>
             <wp:cNvGraphicFramePr>
               <a:graphicFrameLocks xmlns:a="http://schemas.openxmlformats.org/drawingml/2006/main" noChangeAspect="1"/>
@@ -724,7 +724,7 @@
                   <pic:spPr bwMode="auto">
                     <a:xfrm>
                       <a:off x="0" y="0"/>
-                      <a:ext cx="6373114" cy="3562847"/>
+                      <a:ext cx="6072866" cy="3394995"/>
                     </a:xfrm>
                     <a:prstGeom prst="rect">
                       <a:avLst/>
@@ -1817,17 +1817,7 @@
                       <w:szCs w:val="32"/>
                       <w:lang w:val="en-US"/>
                     </w:rPr>
-                    <m:t>3</m:t>
-                  </m:r>
-                  <m:r>
-                    <w:rPr>
-                      <w:rFonts w:ascii="Cambria Math" w:hAnsi="Cambria Math" w:cs="Times New Roman"/>
-                      <w:noProof/>
-                      <w:sz w:val="28"/>
-                      <w:szCs w:val="32"/>
-                      <w:lang w:val="en-US"/>
-                    </w:rPr>
-                    <m:t>8</m:t>
+                    <m:t>38</m:t>
                   </m:r>
                 </m:e>
                 <m:e>
@@ -1839,17 +1829,7 @@
                       <w:szCs w:val="32"/>
                       <w:lang w:val="en-US"/>
                     </w:rPr>
-                    <m:t>3</m:t>
-                  </m:r>
-                  <m:r>
-                    <w:rPr>
-                      <w:rFonts w:ascii="Cambria Math" w:hAnsi="Cambria Math" w:cs="Times New Roman"/>
-                      <w:noProof/>
-                      <w:sz w:val="28"/>
-                      <w:szCs w:val="32"/>
-                      <w:lang w:val="en-US"/>
-                    </w:rPr>
-                    <m:t>7</m:t>
+                    <m:t>37</m:t>
                   </m:r>
                 </m:e>
                 <m:e>
@@ -1883,17 +1863,7 @@
                       <w:szCs w:val="32"/>
                       <w:lang w:val="en-US"/>
                     </w:rPr>
-                    <m:t>4</m:t>
-                  </m:r>
-                  <m:r>
-                    <w:rPr>
-                      <w:rFonts w:ascii="Cambria Math" w:eastAsia="Cambria Math" w:hAnsi="Cambria Math" w:cs="Cambria Math"/>
-                      <w:noProof/>
-                      <w:sz w:val="28"/>
-                      <w:szCs w:val="32"/>
-                      <w:lang w:val="en-US"/>
-                    </w:rPr>
-                    <m:t>1</m:t>
+                    <m:t>41</m:t>
                   </m:r>
                   <m:ctrlPr>
                     <w:rPr>
@@ -1917,17 +1887,7 @@
                       <w:szCs w:val="32"/>
                       <w:lang w:val="en-US"/>
                     </w:rPr>
-                    <m:t>3</m:t>
-                  </m:r>
-                  <m:r>
-                    <w:rPr>
-                      <w:rFonts w:ascii="Cambria Math" w:eastAsia="Cambria Math" w:hAnsi="Cambria Math" w:cs="Cambria Math"/>
-                      <w:noProof/>
-                      <w:sz w:val="28"/>
-                      <w:szCs w:val="32"/>
-                      <w:lang w:val="en-US"/>
-                    </w:rPr>
-                    <m:t>7</m:t>
+                    <m:t>37</m:t>
                   </m:r>
                 </m:e>
                 <m:e>
@@ -2009,17 +1969,7 @@
                       <w:szCs w:val="32"/>
                       <w:lang w:val="en-US"/>
                     </w:rPr>
-                    <m:t>3</m:t>
-                  </m:r>
-                  <m:r>
-                    <w:rPr>
-                      <w:rFonts w:ascii="Cambria Math" w:eastAsia="Cambria Math" w:hAnsi="Cambria Math" w:cs="Cambria Math"/>
-                      <w:noProof/>
-                      <w:sz w:val="28"/>
-                      <w:szCs w:val="32"/>
-                      <w:lang w:val="en-US"/>
-                    </w:rPr>
-                    <m:t>6</m:t>
+                    <m:t>36</m:t>
                   </m:r>
                   <m:ctrlPr>
                     <w:rPr>
@@ -2107,17 +2057,7 @@
                       <w:szCs w:val="32"/>
                       <w:lang w:val="en-US"/>
                     </w:rPr>
-                    <m:t>4</m:t>
-                  </m:r>
-                  <m:r>
-                    <w:rPr>
-                      <w:rFonts w:ascii="Cambria Math" w:eastAsia="Cambria Math" w:hAnsi="Cambria Math" w:cs="Cambria Math"/>
-                      <w:noProof/>
-                      <w:sz w:val="28"/>
-                      <w:szCs w:val="32"/>
-                      <w:lang w:val="en-US"/>
-                    </w:rPr>
-                    <m:t>1</m:t>
+                    <m:t>41</m:t>
                   </m:r>
                   <m:ctrlPr>
                     <w:rPr>
@@ -2253,17 +2193,7 @@
                       <w:szCs w:val="32"/>
                       <w:lang w:val="en-US"/>
                     </w:rPr>
-                    <m:t>4</m:t>
-                  </m:r>
-                  <m:r>
-                    <w:rPr>
-                      <w:rFonts w:ascii="Cambria Math" w:eastAsia="Cambria Math" w:hAnsi="Cambria Math" w:cs="Cambria Math"/>
-                      <w:noProof/>
-                      <w:sz w:val="28"/>
-                      <w:szCs w:val="32"/>
-                      <w:lang w:val="en-US"/>
-                    </w:rPr>
-                    <m:t>2</m:t>
+                    <m:t>42</m:t>
                   </m:r>
                 </m:e>
                 <m:e>
@@ -2287,17 +2217,7 @@
                       <w:szCs w:val="32"/>
                       <w:lang w:val="en-US"/>
                     </w:rPr>
-                    <m:t>4</m:t>
-                  </m:r>
-                  <m:r>
-                    <w:rPr>
-                      <w:rFonts w:ascii="Cambria Math" w:hAnsi="Cambria Math" w:cs="Times New Roman"/>
-                      <w:noProof/>
-                      <w:sz w:val="28"/>
-                      <w:szCs w:val="32"/>
-                      <w:lang w:val="en-US"/>
-                    </w:rPr>
-                    <m:t>0</m:t>
+                    <m:t>40</m:t>
                   </m:r>
                   <m:ctrlPr>
                     <w:rPr>
@@ -2511,7 +2431,6 @@
           <w:noProof/>
           <w:sz w:val="28"/>
           <w:szCs w:val="32"/>
-          <w:lang w:val="en-US"/>
         </w:rPr>
       </w:pPr>
       <w:r>
@@ -3171,34 +3090,7 @@
               <w:sz w:val="28"/>
               <w:szCs w:val="32"/>
             </w:rPr>
-            <m:t>A</m:t>
-          </m:r>
-          <m:r>
-            <w:rPr>
-              <w:rFonts w:ascii="Cambria Math" w:hAnsi="Cambria Math" w:cs="Times New Roman"/>
-              <w:noProof/>
-              <w:sz w:val="28"/>
-              <w:szCs w:val="32"/>
-            </w:rPr>
-            <m:t xml:space="preserve"> </m:t>
-          </m:r>
-          <m:r>
-            <w:rPr>
-              <w:rFonts w:ascii="Cambria Math" w:hAnsi="Cambria Math" w:cs="Times New Roman"/>
-              <w:noProof/>
-              <w:sz w:val="28"/>
-              <w:szCs w:val="32"/>
-            </w:rPr>
-            <m:t>*</m:t>
-          </m:r>
-          <m:r>
-            <w:rPr>
-              <w:rFonts w:ascii="Cambria Math" w:hAnsi="Cambria Math" w:cs="Times New Roman"/>
-              <w:noProof/>
-              <w:sz w:val="28"/>
-              <w:szCs w:val="32"/>
-            </w:rPr>
-            <m:t xml:space="preserve"> </m:t>
+            <m:t xml:space="preserve">A * </m:t>
           </m:r>
           <m:sSup>
             <m:sSupPr>
@@ -3242,16 +3134,7 @@
               <w:sz w:val="28"/>
               <w:szCs w:val="32"/>
             </w:rPr>
-            <m:t>=</m:t>
-          </m:r>
-          <m:r>
-            <w:rPr>
-              <w:rFonts w:ascii="Cambria Math" w:hAnsi="Cambria Math" w:cs="Times New Roman"/>
-              <w:noProof/>
-              <w:sz w:val="28"/>
-              <w:szCs w:val="32"/>
-            </w:rPr>
-            <m:t xml:space="preserve"> </m:t>
+            <m:t xml:space="preserve">= </m:t>
           </m:r>
           <m:d>
             <m:dPr>
@@ -3928,16 +3811,7 @@
                         <w:sz w:val="28"/>
                         <w:szCs w:val="32"/>
                       </w:rPr>
-                      <m:t>36.</m:t>
-                    </m:r>
-                    <m:r>
-                      <w:rPr>
-                        <w:rFonts w:ascii="Cambria Math" w:hAnsi="Cambria Math" w:cs="Times New Roman"/>
-                        <w:noProof/>
-                        <w:sz w:val="28"/>
-                        <w:szCs w:val="32"/>
-                      </w:rPr>
-                      <m:t>164</m:t>
+                      <m:t>36.164</m:t>
                     </m:r>
                   </m:e>
                   <m:e>
@@ -6430,8 +6304,10 @@
                         <w:szCs w:val="32"/>
                         <w:lang w:val="en-US"/>
                       </w:rPr>
-                      <m:t>3</m:t>
-                    </m:r>
+                      <m:t>38</m:t>
+                    </m:r>
+                  </m:e>
+                  <m:e>
                     <m:r>
                       <w:rPr>
                         <w:rFonts w:ascii="Cambria Math" w:hAnsi="Cambria Math" w:cs="Times New Roman"/>
@@ -6440,7 +6316,7 @@
                         <w:szCs w:val="32"/>
                         <w:lang w:val="en-US"/>
                       </w:rPr>
-                      <m:t>8</m:t>
+                      <m:t>37</m:t>
                     </m:r>
                   </m:e>
                   <m:e>
@@ -6452,61 +6328,29 @@
                         <w:szCs w:val="32"/>
                         <w:lang w:val="en-US"/>
                       </w:rPr>
-                      <m:t>3</m:t>
-                    </m:r>
-                    <m:r>
-                      <w:rPr>
-                        <w:rFonts w:ascii="Cambria Math" w:hAnsi="Cambria Math" w:cs="Times New Roman"/>
+                      <m:t>36</m:t>
+                    </m:r>
+                    <m:ctrlPr>
+                      <w:rPr>
+                        <w:rFonts w:ascii="Cambria Math" w:eastAsia="Cambria Math" w:hAnsi="Cambria Math" w:cs="Cambria Math"/>
+                        <w:i/>
                         <w:noProof/>
                         <w:sz w:val="28"/>
                         <w:szCs w:val="32"/>
                         <w:lang w:val="en-US"/>
                       </w:rPr>
-                      <m:t>7</m:t>
-                    </m:r>
-                  </m:e>
-                  <m:e>
-                    <m:r>
-                      <w:rPr>
-                        <w:rFonts w:ascii="Cambria Math" w:hAnsi="Cambria Math" w:cs="Times New Roman"/>
+                    </m:ctrlPr>
+                  </m:e>
+                  <m:e>
+                    <m:r>
+                      <w:rPr>
+                        <w:rFonts w:ascii="Cambria Math" w:eastAsia="Cambria Math" w:hAnsi="Cambria Math" w:cs="Cambria Math"/>
                         <w:noProof/>
                         <w:sz w:val="28"/>
                         <w:szCs w:val="32"/>
                         <w:lang w:val="en-US"/>
                       </w:rPr>
-                      <m:t>36</m:t>
-                    </m:r>
-                    <m:ctrlPr>
-                      <w:rPr>
-                        <w:rFonts w:ascii="Cambria Math" w:eastAsia="Cambria Math" w:hAnsi="Cambria Math" w:cs="Cambria Math"/>
-                        <w:i/>
-                        <w:noProof/>
-                        <w:sz w:val="28"/>
-                        <w:szCs w:val="32"/>
-                        <w:lang w:val="en-US"/>
-                      </w:rPr>
-                    </m:ctrlPr>
-                  </m:e>
-                  <m:e>
-                    <m:r>
-                      <w:rPr>
-                        <w:rFonts w:ascii="Cambria Math" w:eastAsia="Cambria Math" w:hAnsi="Cambria Math" w:cs="Cambria Math"/>
-                        <w:noProof/>
-                        <w:sz w:val="28"/>
-                        <w:szCs w:val="32"/>
-                        <w:lang w:val="en-US"/>
-                      </w:rPr>
-                      <m:t>4</m:t>
-                    </m:r>
-                    <m:r>
-                      <w:rPr>
-                        <w:rFonts w:ascii="Cambria Math" w:eastAsia="Cambria Math" w:hAnsi="Cambria Math" w:cs="Cambria Math"/>
-                        <w:noProof/>
-                        <w:sz w:val="28"/>
-                        <w:szCs w:val="32"/>
-                        <w:lang w:val="en-US"/>
-                      </w:rPr>
-                      <m:t>1</m:t>
+                      <m:t>41</m:t>
                     </m:r>
                     <m:ctrlPr>
                       <w:rPr>
@@ -6530,17 +6374,7 @@
                         <w:szCs w:val="32"/>
                         <w:lang w:val="en-US"/>
                       </w:rPr>
-                      <m:t>3</m:t>
-                    </m:r>
-                    <m:r>
-                      <w:rPr>
-                        <w:rFonts w:ascii="Cambria Math" w:eastAsia="Cambria Math" w:hAnsi="Cambria Math" w:cs="Cambria Math"/>
-                        <w:noProof/>
-                        <w:sz w:val="28"/>
-                        <w:szCs w:val="32"/>
-                        <w:lang w:val="en-US"/>
-                      </w:rPr>
-                      <m:t>7</m:t>
+                      <m:t>37</m:t>
                     </m:r>
                   </m:e>
                   <m:e>
@@ -6622,17 +6456,29 @@
                         <w:szCs w:val="32"/>
                         <w:lang w:val="en-US"/>
                       </w:rPr>
-                      <m:t>3</m:t>
-                    </m:r>
-                    <m:r>
-                      <w:rPr>
-                        <w:rFonts w:ascii="Cambria Math" w:eastAsia="Cambria Math" w:hAnsi="Cambria Math" w:cs="Cambria Math"/>
+                      <m:t>36</m:t>
+                    </m:r>
+                    <m:ctrlPr>
+                      <w:rPr>
+                        <w:rFonts w:ascii="Cambria Math" w:eastAsia="Cambria Math" w:hAnsi="Cambria Math" w:cs="Cambria Math"/>
+                        <w:i/>
                         <w:noProof/>
                         <w:sz w:val="28"/>
                         <w:szCs w:val="32"/>
                         <w:lang w:val="en-US"/>
                       </w:rPr>
-                      <m:t>6</m:t>
+                    </m:ctrlPr>
+                  </m:e>
+                  <m:e>
+                    <m:r>
+                      <w:rPr>
+                        <w:rFonts w:ascii="Cambria Math" w:eastAsia="Cambria Math" w:hAnsi="Cambria Math" w:cs="Cambria Math"/>
+                        <w:noProof/>
+                        <w:sz w:val="28"/>
+                        <w:szCs w:val="32"/>
+                        <w:lang w:val="en-US"/>
+                      </w:rPr>
+                      <m:t>34</m:t>
                     </m:r>
                     <m:ctrlPr>
                       <w:rPr>
@@ -6654,7 +6500,7 @@
                         <w:szCs w:val="32"/>
                         <w:lang w:val="en-US"/>
                       </w:rPr>
-                      <m:t>34</m:t>
+                      <m:t>37</m:t>
                     </m:r>
                     <m:ctrlPr>
                       <w:rPr>
@@ -6676,7 +6522,7 @@
                         <w:szCs w:val="32"/>
                         <w:lang w:val="en-US"/>
                       </w:rPr>
-                      <m:t>37</m:t>
+                      <m:t>44</m:t>
                     </m:r>
                     <m:ctrlPr>
                       <w:rPr>
@@ -6698,39 +6544,7 @@
                         <w:szCs w:val="32"/>
                         <w:lang w:val="en-US"/>
                       </w:rPr>
-                      <m:t>44</m:t>
-                    </m:r>
-                    <m:ctrlPr>
-                      <w:rPr>
-                        <w:rFonts w:ascii="Cambria Math" w:eastAsia="Cambria Math" w:hAnsi="Cambria Math" w:cs="Cambria Math"/>
-                        <w:i/>
-                        <w:noProof/>
-                        <w:sz w:val="28"/>
-                        <w:szCs w:val="32"/>
-                        <w:lang w:val="en-US"/>
-                      </w:rPr>
-                    </m:ctrlPr>
-                  </m:e>
-                  <m:e>
-                    <m:r>
-                      <w:rPr>
-                        <w:rFonts w:ascii="Cambria Math" w:eastAsia="Cambria Math" w:hAnsi="Cambria Math" w:cs="Cambria Math"/>
-                        <w:noProof/>
-                        <w:sz w:val="28"/>
-                        <w:szCs w:val="32"/>
-                        <w:lang w:val="en-US"/>
-                      </w:rPr>
-                      <m:t>4</m:t>
-                    </m:r>
-                    <m:r>
-                      <w:rPr>
-                        <w:rFonts w:ascii="Cambria Math" w:eastAsia="Cambria Math" w:hAnsi="Cambria Math" w:cs="Cambria Math"/>
-                        <w:noProof/>
-                        <w:sz w:val="28"/>
-                        <w:szCs w:val="32"/>
-                        <w:lang w:val="en-US"/>
-                      </w:rPr>
-                      <m:t>1</m:t>
+                      <m:t>41</m:t>
                     </m:r>
                     <m:ctrlPr>
                       <w:rPr>
@@ -6866,17 +6680,19 @@
                         <w:szCs w:val="32"/>
                         <w:lang w:val="en-US"/>
                       </w:rPr>
-                      <m:t>4</m:t>
-                    </m:r>
-                    <m:r>
-                      <w:rPr>
-                        <w:rFonts w:ascii="Cambria Math" w:eastAsia="Cambria Math" w:hAnsi="Cambria Math" w:cs="Cambria Math"/>
+                      <m:t>42</m:t>
+                    </m:r>
+                  </m:e>
+                  <m:e>
+                    <m:r>
+                      <w:rPr>
+                        <w:rFonts w:ascii="Cambria Math" w:hAnsi="Cambria Math" w:cs="Times New Roman"/>
                         <w:noProof/>
                         <w:sz w:val="28"/>
                         <w:szCs w:val="32"/>
                         <w:lang w:val="en-US"/>
                       </w:rPr>
-                      <m:t>2</m:t>
+                      <m:t>36</m:t>
                     </m:r>
                   </m:e>
                   <m:e>
@@ -6888,29 +6704,7 @@
                         <w:szCs w:val="32"/>
                         <w:lang w:val="en-US"/>
                       </w:rPr>
-                      <m:t>36</m:t>
-                    </m:r>
-                  </m:e>
-                  <m:e>
-                    <m:r>
-                      <w:rPr>
-                        <w:rFonts w:ascii="Cambria Math" w:hAnsi="Cambria Math" w:cs="Times New Roman"/>
-                        <w:noProof/>
-                        <w:sz w:val="28"/>
-                        <w:szCs w:val="32"/>
-                        <w:lang w:val="en-US"/>
-                      </w:rPr>
-                      <m:t>4</m:t>
-                    </m:r>
-                    <m:r>
-                      <w:rPr>
-                        <w:rFonts w:ascii="Cambria Math" w:hAnsi="Cambria Math" w:cs="Times New Roman"/>
-                        <w:noProof/>
-                        <w:sz w:val="28"/>
-                        <w:szCs w:val="32"/>
-                        <w:lang w:val="en-US"/>
-                      </w:rPr>
-                      <m:t>0</m:t>
+                      <m:t>40</m:t>
                     </m:r>
                     <m:ctrlPr>
                       <w:rPr>
@@ -7515,70 +7309,7 @@
                             <w:sz w:val="28"/>
                             <w:szCs w:val="32"/>
                           </w:rPr>
-                          <m:t>&amp;</m:t>
-                        </m:r>
-                        <m:r>
-                          <w:rPr>
-                            <w:rFonts w:ascii="Cambria Math" w:hAnsi="Cambria Math" w:cs="Times New Roman"/>
-                            <w:noProof/>
-                            <w:sz w:val="28"/>
-                            <w:szCs w:val="32"/>
-                          </w:rPr>
-                          <m:t>35</m:t>
-                        </m:r>
-                        <m:r>
-                          <w:rPr>
-                            <w:rFonts w:ascii="Cambria Math" w:hAnsi="Cambria Math" w:cs="Times New Roman"/>
-                            <w:noProof/>
-                            <w:sz w:val="28"/>
-                            <w:szCs w:val="32"/>
-                          </w:rPr>
-                          <m:t>    &amp;&amp;</m:t>
-                        </m:r>
-                        <m:r>
-                          <w:rPr>
-                            <w:rFonts w:ascii="Cambria Math" w:hAnsi="Cambria Math" w:cs="Times New Roman"/>
-                            <w:noProof/>
-                            <w:sz w:val="28"/>
-                            <w:szCs w:val="32"/>
-                          </w:rPr>
-                          <m:t>42</m:t>
-                        </m:r>
-                        <m:r>
-                          <w:rPr>
-                            <w:rFonts w:ascii="Cambria Math" w:hAnsi="Cambria Math" w:cs="Times New Roman"/>
-                            <w:noProof/>
-                            <w:sz w:val="28"/>
-                            <w:szCs w:val="32"/>
-                          </w:rPr>
-                          <m:t>    &amp;&amp;</m:t>
-                        </m:r>
-                        <m:r>
-                          <w:rPr>
-                            <w:rFonts w:ascii="Cambria Math" w:hAnsi="Cambria Math" w:cs="Times New Roman"/>
-                            <w:noProof/>
-                            <w:sz w:val="28"/>
-                            <w:szCs w:val="32"/>
-                          </w:rPr>
-                          <m:t>37</m:t>
-                        </m:r>
-                        <m:r>
-                          <w:rPr>
-                            <w:rFonts w:ascii="Cambria Math" w:hAnsi="Cambria Math" w:cs="Times New Roman"/>
-                            <w:noProof/>
-                            <w:sz w:val="28"/>
-                            <w:szCs w:val="32"/>
-                          </w:rPr>
-                          <m:t>    &amp;&amp;</m:t>
-                        </m:r>
-                        <m:r>
-                          <w:rPr>
-                            <w:rFonts w:ascii="Cambria Math" w:hAnsi="Cambria Math" w:cs="Times New Roman"/>
-                            <w:noProof/>
-                            <w:sz w:val="28"/>
-                            <w:szCs w:val="32"/>
-                          </w:rPr>
-                          <m:t>42</m:t>
+                          <m:t>&amp;35    &amp;&amp;42    &amp;&amp;37    &amp;&amp;42</m:t>
                         </m:r>
                       </m:e>
                       <m:e>
@@ -7589,70 +7320,7 @@
                             <w:sz w:val="28"/>
                             <w:szCs w:val="32"/>
                           </w:rPr>
-                          <m:t>&amp;</m:t>
-                        </m:r>
-                        <m:r>
-                          <w:rPr>
-                            <w:rFonts w:ascii="Cambria Math" w:hAnsi="Cambria Math" w:cs="Times New Roman"/>
-                            <w:noProof/>
-                            <w:sz w:val="28"/>
-                            <w:szCs w:val="32"/>
-                          </w:rPr>
-                          <m:t>34</m:t>
-                        </m:r>
-                        <m:r>
-                          <w:rPr>
-                            <w:rFonts w:ascii="Cambria Math" w:hAnsi="Cambria Math" w:cs="Times New Roman"/>
-                            <w:noProof/>
-                            <w:sz w:val="28"/>
-                            <w:szCs w:val="32"/>
-                          </w:rPr>
-                          <m:t>    &amp;&amp;</m:t>
-                        </m:r>
-                        <m:r>
-                          <w:rPr>
-                            <w:rFonts w:ascii="Cambria Math" w:hAnsi="Cambria Math" w:cs="Times New Roman"/>
-                            <w:noProof/>
-                            <w:sz w:val="28"/>
-                            <w:szCs w:val="32"/>
-                          </w:rPr>
-                          <m:t>37</m:t>
-                        </m:r>
-                        <m:r>
-                          <w:rPr>
-                            <w:rFonts w:ascii="Cambria Math" w:hAnsi="Cambria Math" w:cs="Times New Roman"/>
-                            <w:noProof/>
-                            <w:sz w:val="28"/>
-                            <w:szCs w:val="32"/>
-                          </w:rPr>
-                          <m:t>    &amp;&amp;</m:t>
-                        </m:r>
-                        <m:r>
-                          <w:rPr>
-                            <w:rFonts w:ascii="Cambria Math" w:hAnsi="Cambria Math" w:cs="Times New Roman"/>
-                            <w:noProof/>
-                            <w:sz w:val="28"/>
-                            <w:szCs w:val="32"/>
-                          </w:rPr>
-                          <m:t>44</m:t>
-                        </m:r>
-                        <m:r>
-                          <w:rPr>
-                            <w:rFonts w:ascii="Cambria Math" w:hAnsi="Cambria Math" w:cs="Times New Roman"/>
-                            <w:noProof/>
-                            <w:sz w:val="28"/>
-                            <w:szCs w:val="32"/>
-                          </w:rPr>
-                          <m:t>    &amp;&amp;</m:t>
-                        </m:r>
-                        <m:r>
-                          <w:rPr>
-                            <w:rFonts w:ascii="Cambria Math" w:hAnsi="Cambria Math" w:cs="Times New Roman"/>
-                            <w:noProof/>
-                            <w:sz w:val="28"/>
-                            <w:szCs w:val="32"/>
-                          </w:rPr>
-                          <m:t>41</m:t>
+                          <m:t>&amp;34    &amp;&amp;37    &amp;&amp;44    &amp;&amp;41</m:t>
                         </m:r>
                       </m:e>
                       <m:e>
@@ -7663,70 +7331,7 @@
                             <w:sz w:val="28"/>
                             <w:szCs w:val="32"/>
                           </w:rPr>
-                          <m:t>&amp;</m:t>
-                        </m:r>
-                        <m:r>
-                          <w:rPr>
-                            <w:rFonts w:ascii="Cambria Math" w:hAnsi="Cambria Math" w:cs="Times New Roman"/>
-                            <w:noProof/>
-                            <w:sz w:val="28"/>
-                            <w:szCs w:val="32"/>
-                          </w:rPr>
-                          <m:t>37</m:t>
-                        </m:r>
-                        <m:r>
-                          <w:rPr>
-                            <w:rFonts w:ascii="Cambria Math" w:hAnsi="Cambria Math" w:cs="Times New Roman"/>
-                            <w:noProof/>
-                            <w:sz w:val="28"/>
-                            <w:szCs w:val="32"/>
-                          </w:rPr>
-                          <m:t>    &amp;&amp;3</m:t>
-                        </m:r>
-                        <m:r>
-                          <w:rPr>
-                            <w:rFonts w:ascii="Cambria Math" w:hAnsi="Cambria Math" w:cs="Times New Roman"/>
-                            <w:noProof/>
-                            <w:sz w:val="28"/>
-                            <w:szCs w:val="32"/>
-                          </w:rPr>
-                          <m:t>9</m:t>
-                        </m:r>
-                        <m:r>
-                          <w:rPr>
-                            <w:rFonts w:ascii="Cambria Math" w:hAnsi="Cambria Math" w:cs="Times New Roman"/>
-                            <w:noProof/>
-                            <w:sz w:val="28"/>
-                            <w:szCs w:val="32"/>
-                          </w:rPr>
-                          <m:t>    &amp;&amp;</m:t>
-                        </m:r>
-                        <m:r>
-                          <w:rPr>
-                            <w:rFonts w:ascii="Cambria Math" w:hAnsi="Cambria Math" w:cs="Times New Roman"/>
-                            <w:noProof/>
-                            <w:sz w:val="28"/>
-                            <w:szCs w:val="32"/>
-                          </w:rPr>
-                          <m:t>38</m:t>
-                        </m:r>
-                        <m:r>
-                          <w:rPr>
-                            <w:rFonts w:ascii="Cambria Math" w:hAnsi="Cambria Math" w:cs="Times New Roman"/>
-                            <w:noProof/>
-                            <w:sz w:val="28"/>
-                            <w:szCs w:val="32"/>
-                          </w:rPr>
-                          <m:t>    &amp;&amp;</m:t>
-                        </m:r>
-                        <m:r>
-                          <w:rPr>
-                            <w:rFonts w:ascii="Cambria Math" w:hAnsi="Cambria Math" w:cs="Times New Roman"/>
-                            <w:noProof/>
-                            <w:sz w:val="28"/>
-                            <w:szCs w:val="32"/>
-                          </w:rPr>
-                          <m:t>40</m:t>
+                          <m:t>&amp;37    &amp;&amp;39    &amp;&amp;38    &amp;&amp;40</m:t>
                         </m:r>
                       </m:e>
                       <m:e>
@@ -7737,70 +7342,7 @@
                             <w:sz w:val="28"/>
                             <w:szCs w:val="32"/>
                           </w:rPr>
-                          <m:t>&amp;</m:t>
-                        </m:r>
-                        <m:r>
-                          <w:rPr>
-                            <w:rFonts w:ascii="Cambria Math" w:hAnsi="Cambria Math" w:cs="Times New Roman"/>
-                            <w:noProof/>
-                            <w:sz w:val="28"/>
-                            <w:szCs w:val="32"/>
-                          </w:rPr>
-                          <m:t>36</m:t>
-                        </m:r>
-                        <m:r>
-                          <w:rPr>
-                            <w:rFonts w:ascii="Cambria Math" w:hAnsi="Cambria Math" w:cs="Times New Roman"/>
-                            <w:noProof/>
-                            <w:sz w:val="28"/>
-                            <w:szCs w:val="32"/>
-                          </w:rPr>
-                          <m:t>    &amp;&amp;</m:t>
-                        </m:r>
-                        <m:r>
-                          <w:rPr>
-                            <w:rFonts w:ascii="Cambria Math" w:hAnsi="Cambria Math" w:cs="Times New Roman"/>
-                            <w:noProof/>
-                            <w:sz w:val="28"/>
-                            <w:szCs w:val="32"/>
-                          </w:rPr>
-                          <m:t>40</m:t>
-                        </m:r>
-                        <m:r>
-                          <w:rPr>
-                            <w:rFonts w:ascii="Cambria Math" w:hAnsi="Cambria Math" w:cs="Times New Roman"/>
-                            <w:noProof/>
-                            <w:sz w:val="28"/>
-                            <w:szCs w:val="32"/>
-                          </w:rPr>
-                          <m:t>    &amp;&amp;</m:t>
-                        </m:r>
-                        <m:r>
-                          <w:rPr>
-                            <w:rFonts w:ascii="Cambria Math" w:hAnsi="Cambria Math" w:cs="Times New Roman"/>
-                            <w:noProof/>
-                            <w:sz w:val="28"/>
-                            <w:szCs w:val="32"/>
-                          </w:rPr>
-                          <m:t>37</m:t>
-                        </m:r>
-                        <m:r>
-                          <w:rPr>
-                            <w:rFonts w:ascii="Cambria Math" w:hAnsi="Cambria Math" w:cs="Times New Roman"/>
-                            <w:noProof/>
-                            <w:sz w:val="28"/>
-                            <w:szCs w:val="32"/>
-                          </w:rPr>
-                          <m:t>    &amp;&amp;</m:t>
-                        </m:r>
-                        <m:r>
-                          <w:rPr>
-                            <w:rFonts w:ascii="Cambria Math" w:hAnsi="Cambria Math" w:cs="Times New Roman"/>
-                            <w:noProof/>
-                            <w:sz w:val="28"/>
-                            <w:szCs w:val="32"/>
-                          </w:rPr>
-                          <m:t>34</m:t>
+                          <m:t>&amp;36    &amp;&amp;40    &amp;&amp;37    &amp;&amp;34</m:t>
                         </m:r>
                       </m:e>
                     </m:eqArr>
@@ -7813,16 +7355,7 @@
                     <w:sz w:val="28"/>
                     <w:szCs w:val="32"/>
                   </w:rPr>
-                  <m:t>=-</m:t>
-                </m:r>
-                <m:r>
-                  <w:rPr>
-                    <w:rFonts w:ascii="Cambria Math" w:hAnsi="Cambria Math" w:cs="Times New Roman"/>
-                    <w:noProof/>
-                    <w:sz w:val="28"/>
-                    <w:szCs w:val="32"/>
-                  </w:rPr>
-                  <m:t>10769</m:t>
+                  <m:t>=-10769</m:t>
                 </m:r>
               </m:oMath>
             </m:oMathPara>
@@ -7998,16 +7531,7 @@
                     <w:sz w:val="28"/>
                     <w:szCs w:val="32"/>
                   </w:rPr>
-                  <m:t>=-</m:t>
-                </m:r>
-                <m:r>
-                  <w:rPr>
-                    <w:rFonts w:ascii="Cambria Math" w:hAnsi="Cambria Math" w:cs="Times New Roman"/>
-                    <w:noProof/>
-                    <w:sz w:val="28"/>
-                    <w:szCs w:val="32"/>
-                  </w:rPr>
-                  <m:t>10769</m:t>
+                  <m:t>=-10769</m:t>
                 </m:r>
               </m:oMath>
             </m:oMathPara>
@@ -8067,25 +7591,7 @@
                         <w:sz w:val="28"/>
                         <w:szCs w:val="32"/>
                       </w:rPr>
-                      <m:t>2</m:t>
-                    </m:r>
-                    <m:r>
-                      <w:rPr>
-                        <w:rFonts w:ascii="Cambria Math" w:hAnsi="Cambria Math" w:cs="Times New Roman"/>
-                        <w:noProof/>
-                        <w:sz w:val="28"/>
-                        <w:szCs w:val="32"/>
-                      </w:rPr>
-                      <m:t>,</m:t>
-                    </m:r>
-                    <m:r>
-                      <w:rPr>
-                        <w:rFonts w:ascii="Cambria Math" w:hAnsi="Cambria Math" w:cs="Times New Roman"/>
-                        <w:noProof/>
-                        <w:sz w:val="28"/>
-                        <w:szCs w:val="32"/>
-                      </w:rPr>
-                      <m:t>2</m:t>
+                      <m:t>2,2</m:t>
                     </m:r>
                   </m:sub>
                 </m:sSub>
@@ -8157,17 +7663,7 @@
                               <w:szCs w:val="32"/>
                               <w:lang w:val="en-US"/>
                             </w:rPr>
-                            <m:t>3</m:t>
-                          </m:r>
-                          <m:r>
-                            <w:rPr>
-                              <w:rFonts w:ascii="Cambria Math" w:hAnsi="Cambria Math" w:cs="Times New Roman"/>
-                              <w:noProof/>
-                              <w:sz w:val="28"/>
-                              <w:szCs w:val="32"/>
-                              <w:lang w:val="en-US"/>
-                            </w:rPr>
-                            <m:t>7</m:t>
+                            <m:t>37</m:t>
                           </m:r>
                         </m:e>
                         <m:e>
@@ -8201,17 +7697,7 @@
                               <w:szCs w:val="32"/>
                               <w:lang w:val="en-US"/>
                             </w:rPr>
-                            <m:t>4</m:t>
-                          </m:r>
-                          <m:r>
-                            <w:rPr>
-                              <w:rFonts w:ascii="Cambria Math" w:eastAsia="Cambria Math" w:hAnsi="Cambria Math" w:cs="Cambria Math"/>
-                              <w:noProof/>
-                              <w:sz w:val="28"/>
-                              <w:szCs w:val="32"/>
-                              <w:lang w:val="en-US"/>
-                            </w:rPr>
-                            <m:t>1</m:t>
+                            <m:t>41</m:t>
                           </m:r>
                           <m:ctrlPr>
                             <w:rPr>
@@ -8235,17 +7721,7 @@
                               <w:szCs w:val="32"/>
                               <w:lang w:val="en-US"/>
                             </w:rPr>
-                            <m:t>3</m:t>
-                          </m:r>
-                          <m:r>
-                            <w:rPr>
-                              <w:rFonts w:ascii="Cambria Math" w:eastAsia="Cambria Math" w:hAnsi="Cambria Math" w:cs="Cambria Math"/>
-                              <w:noProof/>
-                              <w:sz w:val="28"/>
-                              <w:szCs w:val="32"/>
-                              <w:lang w:val="en-US"/>
-                            </w:rPr>
-                            <m:t>6</m:t>
+                            <m:t>36</m:t>
                           </m:r>
                           <m:ctrlPr>
                             <w:rPr>
@@ -8311,17 +7787,7 @@
                               <w:szCs w:val="32"/>
                               <w:lang w:val="en-US"/>
                             </w:rPr>
-                            <m:t>4</m:t>
-                          </m:r>
-                          <m:r>
-                            <w:rPr>
-                              <w:rFonts w:ascii="Cambria Math" w:eastAsia="Cambria Math" w:hAnsi="Cambria Math" w:cs="Cambria Math"/>
-                              <w:noProof/>
-                              <w:sz w:val="28"/>
-                              <w:szCs w:val="32"/>
-                              <w:lang w:val="en-US"/>
-                            </w:rPr>
-                            <m:t>1</m:t>
+                            <m:t>41</m:t>
                           </m:r>
                           <m:ctrlPr>
                             <w:rPr>
@@ -8435,17 +7901,7 @@
                               <w:szCs w:val="32"/>
                               <w:lang w:val="en-US"/>
                             </w:rPr>
-                            <m:t>4</m:t>
-                          </m:r>
-                          <m:r>
-                            <w:rPr>
-                              <w:rFonts w:ascii="Cambria Math" w:eastAsia="Cambria Math" w:hAnsi="Cambria Math" w:cs="Cambria Math"/>
-                              <w:noProof/>
-                              <w:sz w:val="28"/>
-                              <w:szCs w:val="32"/>
-                              <w:lang w:val="en-US"/>
-                            </w:rPr>
-                            <m:t>2</m:t>
+                            <m:t>42</m:t>
                           </m:r>
                         </m:e>
                         <m:e>
@@ -8457,17 +7913,7 @@
                               <w:szCs w:val="32"/>
                               <w:lang w:val="en-US"/>
                             </w:rPr>
-                            <m:t>4</m:t>
-                          </m:r>
-                          <m:r>
-                            <w:rPr>
-                              <w:rFonts w:ascii="Cambria Math" w:hAnsi="Cambria Math" w:cs="Times New Roman"/>
-                              <w:noProof/>
-                              <w:sz w:val="28"/>
-                              <w:szCs w:val="32"/>
-                              <w:lang w:val="en-US"/>
-                            </w:rPr>
-                            <m:t>0</m:t>
+                            <m:t>40</m:t>
                           </m:r>
                           <m:ctrlPr>
                             <w:rPr>
@@ -8525,16 +7971,7 @@
                     <w:sz w:val="28"/>
                     <w:szCs w:val="32"/>
                   </w:rPr>
-                  <m:t>=-6</m:t>
-                </m:r>
-                <m:r>
-                  <w:rPr>
-                    <w:rFonts w:ascii="Cambria Math" w:hAnsi="Cambria Math" w:cs="Times New Roman"/>
-                    <w:noProof/>
-                    <w:sz w:val="28"/>
-                    <w:szCs w:val="32"/>
-                  </w:rPr>
-                  <m:t>400</m:t>
+                  <m:t>=-6400</m:t>
                 </m:r>
               </m:oMath>
             </m:oMathPara>
@@ -8607,25 +8044,7 @@
                         <w:sz w:val="28"/>
                         <w:szCs w:val="32"/>
                       </w:rPr>
-                      <m:t>2</m:t>
-                    </m:r>
-                    <m:r>
-                      <w:rPr>
-                        <w:rFonts w:ascii="Cambria Math" w:hAnsi="Cambria Math" w:cs="Times New Roman"/>
-                        <w:noProof/>
-                        <w:sz w:val="28"/>
-                        <w:szCs w:val="32"/>
-                      </w:rPr>
-                      <m:t>,</m:t>
-                    </m:r>
-                    <m:r>
-                      <w:rPr>
-                        <w:rFonts w:ascii="Cambria Math" w:hAnsi="Cambria Math" w:cs="Times New Roman"/>
-                        <w:noProof/>
-                        <w:sz w:val="28"/>
-                        <w:szCs w:val="32"/>
-                      </w:rPr>
-                      <m:t>2</m:t>
+                      <m:t>2,2</m:t>
                     </m:r>
                   </m:sub>
                 </m:sSub>
@@ -8670,25 +8089,7 @@
                         <w:sz w:val="28"/>
                         <w:szCs w:val="32"/>
                       </w:rPr>
-                      <m:t>2</m:t>
-                    </m:r>
-                    <m:r>
-                      <w:rPr>
-                        <w:rFonts w:ascii="Cambria Math" w:hAnsi="Cambria Math" w:cs="Times New Roman"/>
-                        <w:noProof/>
-                        <w:sz w:val="28"/>
-                        <w:szCs w:val="32"/>
-                      </w:rPr>
-                      <m:t>+</m:t>
-                    </m:r>
-                    <m:r>
-                      <w:rPr>
-                        <w:rFonts w:ascii="Cambria Math" w:hAnsi="Cambria Math" w:cs="Times New Roman"/>
-                        <w:noProof/>
-                        <w:sz w:val="28"/>
-                        <w:szCs w:val="32"/>
-                      </w:rPr>
-                      <m:t>2</m:t>
+                      <m:t>2+2</m:t>
                     </m:r>
                   </m:sup>
                 </m:sSup>
@@ -8733,25 +8134,7 @@
                         <w:sz w:val="28"/>
                         <w:szCs w:val="32"/>
                       </w:rPr>
-                      <m:t>2</m:t>
-                    </m:r>
-                    <m:r>
-                      <w:rPr>
-                        <w:rFonts w:ascii="Cambria Math" w:hAnsi="Cambria Math" w:cs="Times New Roman"/>
-                        <w:noProof/>
-                        <w:sz w:val="28"/>
-                        <w:szCs w:val="32"/>
-                      </w:rPr>
-                      <m:t>,</m:t>
-                    </m:r>
-                    <m:r>
-                      <w:rPr>
-                        <w:rFonts w:ascii="Cambria Math" w:hAnsi="Cambria Math" w:cs="Times New Roman"/>
-                        <w:noProof/>
-                        <w:sz w:val="28"/>
-                        <w:szCs w:val="32"/>
-                      </w:rPr>
-                      <m:t>2</m:t>
+                      <m:t>2,2</m:t>
                     </m:r>
                   </m:sub>
                 </m:sSub>
@@ -8762,16 +8145,7 @@
                     <w:sz w:val="28"/>
                     <w:szCs w:val="32"/>
                   </w:rPr>
-                  <m:t>=-6</m:t>
-                </m:r>
-                <m:r>
-                  <w:rPr>
-                    <w:rFonts w:ascii="Cambria Math" w:hAnsi="Cambria Math" w:cs="Times New Roman"/>
-                    <w:noProof/>
-                    <w:sz w:val="28"/>
-                    <w:szCs w:val="32"/>
-                  </w:rPr>
-                  <m:t>400</m:t>
+                  <m:t>=-6400</m:t>
                 </m:r>
               </m:oMath>
             </m:oMathPara>
@@ -8831,25 +8205,7 @@
                         <w:sz w:val="28"/>
                         <w:szCs w:val="32"/>
                       </w:rPr>
-                      <m:t>3</m:t>
-                    </m:r>
-                    <m:r>
-                      <w:rPr>
-                        <w:rFonts w:ascii="Cambria Math" w:hAnsi="Cambria Math" w:cs="Times New Roman"/>
-                        <w:noProof/>
-                        <w:sz w:val="28"/>
-                        <w:szCs w:val="32"/>
-                      </w:rPr>
-                      <m:t>,</m:t>
-                    </m:r>
-                    <m:r>
-                      <w:rPr>
-                        <w:rFonts w:ascii="Cambria Math" w:hAnsi="Cambria Math" w:cs="Times New Roman"/>
-                        <w:noProof/>
-                        <w:sz w:val="28"/>
-                        <w:szCs w:val="32"/>
-                      </w:rPr>
-                      <m:t>3</m:t>
+                      <m:t>3,3</m:t>
                     </m:r>
                   </m:sub>
                 </m:sSub>
@@ -8921,17 +8277,7 @@
                               <w:szCs w:val="32"/>
                               <w:lang w:val="en-US"/>
                             </w:rPr>
-                            <m:t>3</m:t>
-                          </m:r>
-                          <m:r>
-                            <w:rPr>
-                              <w:rFonts w:ascii="Cambria Math" w:hAnsi="Cambria Math" w:cs="Times New Roman"/>
-                              <w:noProof/>
-                              <w:sz w:val="28"/>
-                              <w:szCs w:val="32"/>
-                              <w:lang w:val="en-US"/>
-                            </w:rPr>
-                            <m:t>8</m:t>
+                            <m:t>38</m:t>
                           </m:r>
                         </m:e>
                         <m:e>
@@ -8965,17 +8311,7 @@
                               <w:szCs w:val="32"/>
                               <w:lang w:val="en-US"/>
                             </w:rPr>
-                            <m:t>4</m:t>
-                          </m:r>
-                          <m:r>
-                            <w:rPr>
-                              <w:rFonts w:ascii="Cambria Math" w:eastAsia="Cambria Math" w:hAnsi="Cambria Math" w:cs="Cambria Math"/>
-                              <w:noProof/>
-                              <w:sz w:val="28"/>
-                              <w:szCs w:val="32"/>
-                              <w:lang w:val="en-US"/>
-                            </w:rPr>
-                            <m:t>1</m:t>
+                            <m:t>41</m:t>
                           </m:r>
                           <m:ctrlPr>
                             <w:rPr>
@@ -8999,17 +8335,7 @@
                               <w:szCs w:val="32"/>
                               <w:lang w:val="en-US"/>
                             </w:rPr>
-                            <m:t>3</m:t>
-                          </m:r>
-                          <m:r>
-                            <w:rPr>
-                              <w:rFonts w:ascii="Cambria Math" w:eastAsia="Cambria Math" w:hAnsi="Cambria Math" w:cs="Cambria Math"/>
-                              <w:noProof/>
-                              <w:sz w:val="28"/>
-                              <w:szCs w:val="32"/>
-                              <w:lang w:val="en-US"/>
-                            </w:rPr>
-                            <m:t>7</m:t>
+                            <m:t>37</m:t>
                           </m:r>
                         </m:e>
                         <m:e>
@@ -9169,17 +8495,7 @@
                               <w:szCs w:val="32"/>
                               <w:lang w:val="en-US"/>
                             </w:rPr>
-                            <m:t>4</m:t>
-                          </m:r>
-                          <m:r>
-                            <w:rPr>
-                              <w:rFonts w:ascii="Cambria Math" w:eastAsia="Cambria Math" w:hAnsi="Cambria Math" w:cs="Cambria Math"/>
-                              <w:noProof/>
-                              <w:sz w:val="28"/>
-                              <w:szCs w:val="32"/>
-                              <w:lang w:val="en-US"/>
-                            </w:rPr>
-                            <m:t>2</m:t>
+                            <m:t>42</m:t>
                           </m:r>
                         </m:e>
                         <m:e>
@@ -9239,16 +8555,7 @@
                     <w:sz w:val="28"/>
                     <w:szCs w:val="32"/>
                   </w:rPr>
-                  <m:t>=-</m:t>
-                </m:r>
-                <m:r>
-                  <w:rPr>
-                    <w:rFonts w:ascii="Cambria Math" w:hAnsi="Cambria Math" w:cs="Times New Roman"/>
-                    <w:noProof/>
-                    <w:sz w:val="28"/>
-                    <w:szCs w:val="32"/>
-                  </w:rPr>
-                  <m:t>1204</m:t>
+                  <m:t>=-1204</m:t>
                 </m:r>
               </m:oMath>
             </m:oMathPara>
@@ -9321,25 +8628,7 @@
                         <w:sz w:val="28"/>
                         <w:szCs w:val="32"/>
                       </w:rPr>
-                      <m:t>3</m:t>
-                    </m:r>
-                    <m:r>
-                      <w:rPr>
-                        <w:rFonts w:ascii="Cambria Math" w:hAnsi="Cambria Math" w:cs="Times New Roman"/>
-                        <w:noProof/>
-                        <w:sz w:val="28"/>
-                        <w:szCs w:val="32"/>
-                      </w:rPr>
-                      <m:t>,</m:t>
-                    </m:r>
-                    <m:r>
-                      <w:rPr>
-                        <w:rFonts w:ascii="Cambria Math" w:hAnsi="Cambria Math" w:cs="Times New Roman"/>
-                        <w:noProof/>
-                        <w:sz w:val="28"/>
-                        <w:szCs w:val="32"/>
-                      </w:rPr>
-                      <m:t>3</m:t>
+                      <m:t>3,3</m:t>
                     </m:r>
                   </m:sub>
                 </m:sSub>
@@ -9384,25 +8673,7 @@
                         <w:sz w:val="28"/>
                         <w:szCs w:val="32"/>
                       </w:rPr>
-                      <m:t>3</m:t>
-                    </m:r>
-                    <m:r>
-                      <w:rPr>
-                        <w:rFonts w:ascii="Cambria Math" w:hAnsi="Cambria Math" w:cs="Times New Roman"/>
-                        <w:noProof/>
-                        <w:sz w:val="28"/>
-                        <w:szCs w:val="32"/>
-                      </w:rPr>
-                      <m:t>+</m:t>
-                    </m:r>
-                    <m:r>
-                      <w:rPr>
-                        <w:rFonts w:ascii="Cambria Math" w:hAnsi="Cambria Math" w:cs="Times New Roman"/>
-                        <w:noProof/>
-                        <w:sz w:val="28"/>
-                        <w:szCs w:val="32"/>
-                      </w:rPr>
-                      <m:t>3</m:t>
+                      <m:t>3+3</m:t>
                     </m:r>
                   </m:sup>
                 </m:sSup>
@@ -9447,25 +8718,7 @@
                         <w:sz w:val="28"/>
                         <w:szCs w:val="32"/>
                       </w:rPr>
-                      <m:t>3</m:t>
-                    </m:r>
-                    <m:r>
-                      <w:rPr>
-                        <w:rFonts w:ascii="Cambria Math" w:hAnsi="Cambria Math" w:cs="Times New Roman"/>
-                        <w:noProof/>
-                        <w:sz w:val="28"/>
-                        <w:szCs w:val="32"/>
-                      </w:rPr>
-                      <m:t>,</m:t>
-                    </m:r>
-                    <m:r>
-                      <w:rPr>
-                        <w:rFonts w:ascii="Cambria Math" w:hAnsi="Cambria Math" w:cs="Times New Roman"/>
-                        <w:noProof/>
-                        <w:sz w:val="28"/>
-                        <w:szCs w:val="32"/>
-                      </w:rPr>
-                      <m:t>3</m:t>
+                      <m:t>3,3</m:t>
                     </m:r>
                   </m:sub>
                 </m:sSub>
@@ -9476,16 +8729,7 @@
                     <w:sz w:val="28"/>
                     <w:szCs w:val="32"/>
                   </w:rPr>
-                  <m:t>=-</m:t>
-                </m:r>
-                <m:r>
-                  <w:rPr>
-                    <w:rFonts w:ascii="Cambria Math" w:hAnsi="Cambria Math" w:cs="Times New Roman"/>
-                    <w:noProof/>
-                    <w:sz w:val="28"/>
-                    <w:szCs w:val="32"/>
-                  </w:rPr>
-                  <m:t>1204</m:t>
+                  <m:t>=-1204</m:t>
                 </m:r>
               </m:oMath>
             </m:oMathPara>
@@ -9545,25 +8789,7 @@
                         <w:sz w:val="28"/>
                         <w:szCs w:val="32"/>
                       </w:rPr>
-                      <m:t>4</m:t>
-                    </m:r>
-                    <m:r>
-                      <w:rPr>
-                        <w:rFonts w:ascii="Cambria Math" w:hAnsi="Cambria Math" w:cs="Times New Roman"/>
-                        <w:noProof/>
-                        <w:sz w:val="28"/>
-                        <w:szCs w:val="32"/>
-                      </w:rPr>
-                      <m:t>,</m:t>
-                    </m:r>
-                    <m:r>
-                      <w:rPr>
-                        <w:rFonts w:ascii="Cambria Math" w:hAnsi="Cambria Math" w:cs="Times New Roman"/>
-                        <w:noProof/>
-                        <w:sz w:val="28"/>
-                        <w:szCs w:val="32"/>
-                      </w:rPr>
-                      <m:t>4</m:t>
+                      <m:t>4,4</m:t>
                     </m:r>
                   </m:sub>
                 </m:sSub>
@@ -9635,17 +8861,7 @@
                               <w:szCs w:val="32"/>
                               <w:lang w:val="en-US"/>
                             </w:rPr>
-                            <m:t>3</m:t>
-                          </m:r>
-                          <m:r>
-                            <w:rPr>
-                              <w:rFonts w:ascii="Cambria Math" w:hAnsi="Cambria Math" w:cs="Times New Roman"/>
-                              <w:noProof/>
-                              <w:sz w:val="28"/>
-                              <w:szCs w:val="32"/>
-                              <w:lang w:val="en-US"/>
-                            </w:rPr>
-                            <m:t>8</m:t>
+                            <m:t>38</m:t>
                           </m:r>
                         </m:e>
                         <m:e>
@@ -9657,17 +8873,7 @@
                               <w:szCs w:val="32"/>
                               <w:lang w:val="en-US"/>
                             </w:rPr>
-                            <m:t>3</m:t>
-                          </m:r>
-                          <m:r>
-                            <w:rPr>
-                              <w:rFonts w:ascii="Cambria Math" w:hAnsi="Cambria Math" w:cs="Times New Roman"/>
-                              <w:noProof/>
-                              <w:sz w:val="28"/>
-                              <w:szCs w:val="32"/>
-                              <w:lang w:val="en-US"/>
-                            </w:rPr>
-                            <m:t>7</m:t>
+                            <m:t>37</m:t>
                           </m:r>
                         </m:e>
                         <m:e>
@@ -9679,17 +8885,7 @@
                               <w:szCs w:val="32"/>
                               <w:lang w:val="en-US"/>
                             </w:rPr>
-                            <m:t>4</m:t>
-                          </m:r>
-                          <m:r>
-                            <w:rPr>
-                              <w:rFonts w:ascii="Cambria Math" w:eastAsia="Cambria Math" w:hAnsi="Cambria Math" w:cs="Cambria Math"/>
-                              <w:noProof/>
-                              <w:sz w:val="28"/>
-                              <w:szCs w:val="32"/>
-                              <w:lang w:val="en-US"/>
-                            </w:rPr>
-                            <m:t>1</m:t>
+                            <m:t>41</m:t>
                           </m:r>
                           <m:ctrlPr>
                             <w:rPr>
@@ -9713,17 +8909,7 @@
                               <w:szCs w:val="32"/>
                               <w:lang w:val="en-US"/>
                             </w:rPr>
-                            <m:t>3</m:t>
-                          </m:r>
-                          <m:r>
-                            <w:rPr>
-                              <w:rFonts w:ascii="Cambria Math" w:eastAsia="Cambria Math" w:hAnsi="Cambria Math" w:cs="Cambria Math"/>
-                              <w:noProof/>
-                              <w:sz w:val="28"/>
-                              <w:szCs w:val="32"/>
-                              <w:lang w:val="en-US"/>
-                            </w:rPr>
-                            <m:t>7</m:t>
+                            <m:t>37</m:t>
                           </m:r>
                         </m:e>
                         <m:e>
@@ -9783,17 +8969,7 @@
                               <w:szCs w:val="32"/>
                               <w:lang w:val="en-US"/>
                             </w:rPr>
-                            <m:t>3</m:t>
-                          </m:r>
-                          <m:r>
-                            <w:rPr>
-                              <w:rFonts w:ascii="Cambria Math" w:eastAsia="Cambria Math" w:hAnsi="Cambria Math" w:cs="Cambria Math"/>
-                              <w:noProof/>
-                              <w:sz w:val="28"/>
-                              <w:szCs w:val="32"/>
-                              <w:lang w:val="en-US"/>
-                            </w:rPr>
-                            <m:t>6</m:t>
+                            <m:t>36</m:t>
                           </m:r>
                           <m:ctrlPr>
                             <w:rPr>
@@ -9859,17 +9035,7 @@
                               <w:szCs w:val="32"/>
                               <w:lang w:val="en-US"/>
                             </w:rPr>
-                            <m:t>4</m:t>
-                          </m:r>
-                          <m:r>
-                            <w:rPr>
-                              <w:rFonts w:ascii="Cambria Math" w:eastAsia="Cambria Math" w:hAnsi="Cambria Math" w:cs="Cambria Math"/>
-                              <w:noProof/>
-                              <w:sz w:val="28"/>
-                              <w:szCs w:val="32"/>
-                              <w:lang w:val="en-US"/>
-                            </w:rPr>
-                            <m:t>1</m:t>
+                            <m:t>41</m:t>
                           </m:r>
                           <m:ctrlPr>
                             <w:rPr>
@@ -9893,17 +9059,7 @@
                               <w:szCs w:val="32"/>
                               <w:lang w:val="en-US"/>
                             </w:rPr>
-                            <m:t>4</m:t>
-                          </m:r>
-                          <m:r>
-                            <w:rPr>
-                              <w:rFonts w:ascii="Cambria Math" w:eastAsia="Cambria Math" w:hAnsi="Cambria Math" w:cs="Cambria Math"/>
-                              <w:noProof/>
-                              <w:sz w:val="28"/>
-                              <w:szCs w:val="32"/>
-                              <w:lang w:val="en-US"/>
-                            </w:rPr>
-                            <m:t>2</m:t>
+                            <m:t>42</m:t>
                           </m:r>
                         </m:e>
                         <m:e>
@@ -9927,17 +9083,7 @@
                               <w:szCs w:val="32"/>
                               <w:lang w:val="en-US"/>
                             </w:rPr>
-                            <m:t>4</m:t>
-                          </m:r>
-                          <m:r>
-                            <w:rPr>
-                              <w:rFonts w:ascii="Cambria Math" w:hAnsi="Cambria Math" w:cs="Times New Roman"/>
-                              <w:noProof/>
-                              <w:sz w:val="28"/>
-                              <w:szCs w:val="32"/>
-                              <w:lang w:val="en-US"/>
-                            </w:rPr>
-                            <m:t>0</m:t>
+                            <m:t>40</m:t>
                           </m:r>
                           <m:ctrlPr>
                             <w:rPr>
@@ -9973,16 +9119,7 @@
                     <w:sz w:val="28"/>
                     <w:szCs w:val="32"/>
                   </w:rPr>
-                  <m:t>=-</m:t>
-                </m:r>
-                <m:r>
-                  <w:rPr>
-                    <w:rFonts w:ascii="Cambria Math" w:hAnsi="Cambria Math" w:cs="Times New Roman"/>
-                    <w:noProof/>
-                    <w:sz w:val="28"/>
-                    <w:szCs w:val="32"/>
-                  </w:rPr>
-                  <m:t>7976</m:t>
+                  <m:t>=-7976</m:t>
                 </m:r>
               </m:oMath>
             </m:oMathPara>
@@ -10055,25 +9192,7 @@
                         <w:sz w:val="28"/>
                         <w:szCs w:val="32"/>
                       </w:rPr>
-                      <m:t>4</m:t>
-                    </m:r>
-                    <m:r>
-                      <w:rPr>
-                        <w:rFonts w:ascii="Cambria Math" w:hAnsi="Cambria Math" w:cs="Times New Roman"/>
-                        <w:noProof/>
-                        <w:sz w:val="28"/>
-                        <w:szCs w:val="32"/>
-                      </w:rPr>
-                      <m:t>,</m:t>
-                    </m:r>
-                    <m:r>
-                      <w:rPr>
-                        <w:rFonts w:ascii="Cambria Math" w:hAnsi="Cambria Math" w:cs="Times New Roman"/>
-                        <w:noProof/>
-                        <w:sz w:val="28"/>
-                        <w:szCs w:val="32"/>
-                      </w:rPr>
-                      <m:t>4</m:t>
+                      <m:t>4,4</m:t>
                     </m:r>
                   </m:sub>
                 </m:sSub>
@@ -10118,25 +9237,7 @@
                         <w:sz w:val="28"/>
                         <w:szCs w:val="32"/>
                       </w:rPr>
-                      <m:t>4</m:t>
-                    </m:r>
-                    <m:r>
-                      <w:rPr>
-                        <w:rFonts w:ascii="Cambria Math" w:hAnsi="Cambria Math" w:cs="Times New Roman"/>
-                        <w:noProof/>
-                        <w:sz w:val="28"/>
-                        <w:szCs w:val="32"/>
-                      </w:rPr>
-                      <m:t>+</m:t>
-                    </m:r>
-                    <m:r>
-                      <w:rPr>
-                        <w:rFonts w:ascii="Cambria Math" w:hAnsi="Cambria Math" w:cs="Times New Roman"/>
-                        <w:noProof/>
-                        <w:sz w:val="28"/>
-                        <w:szCs w:val="32"/>
-                      </w:rPr>
-                      <m:t>4</m:t>
+                      <m:t>4+4</m:t>
                     </m:r>
                   </m:sup>
                 </m:sSup>
@@ -10181,25 +9282,7 @@
                         <w:sz w:val="28"/>
                         <w:szCs w:val="32"/>
                       </w:rPr>
-                      <m:t>4</m:t>
-                    </m:r>
-                    <m:r>
-                      <w:rPr>
-                        <w:rFonts w:ascii="Cambria Math" w:hAnsi="Cambria Math" w:cs="Times New Roman"/>
-                        <w:noProof/>
-                        <w:sz w:val="28"/>
-                        <w:szCs w:val="32"/>
-                      </w:rPr>
-                      <m:t>,</m:t>
-                    </m:r>
-                    <m:r>
-                      <w:rPr>
-                        <w:rFonts w:ascii="Cambria Math" w:hAnsi="Cambria Math" w:cs="Times New Roman"/>
-                        <w:noProof/>
-                        <w:sz w:val="28"/>
-                        <w:szCs w:val="32"/>
-                      </w:rPr>
-                      <m:t>4</m:t>
+                      <m:t>4,4</m:t>
                     </m:r>
                   </m:sub>
                 </m:sSub>
@@ -10210,16 +9293,7 @@
                     <w:sz w:val="28"/>
                     <w:szCs w:val="32"/>
                   </w:rPr>
-                  <m:t>=-</m:t>
-                </m:r>
-                <m:r>
-                  <w:rPr>
-                    <w:rFonts w:ascii="Cambria Math" w:hAnsi="Cambria Math" w:cs="Times New Roman"/>
-                    <w:noProof/>
-                    <w:sz w:val="28"/>
-                    <w:szCs w:val="32"/>
-                  </w:rPr>
-                  <m:t>7976</m:t>
+                  <m:t>=-7976</m:t>
                 </m:r>
               </m:oMath>
             </m:oMathPara>
@@ -10279,25 +9353,7 @@
                         <w:sz w:val="28"/>
                         <w:szCs w:val="32"/>
                       </w:rPr>
-                      <m:t>5</m:t>
-                    </m:r>
-                    <m:r>
-                      <w:rPr>
-                        <w:rFonts w:ascii="Cambria Math" w:hAnsi="Cambria Math" w:cs="Times New Roman"/>
-                        <w:noProof/>
-                        <w:sz w:val="28"/>
-                        <w:szCs w:val="32"/>
-                      </w:rPr>
-                      <m:t>,</m:t>
-                    </m:r>
-                    <m:r>
-                      <w:rPr>
-                        <w:rFonts w:ascii="Cambria Math" w:hAnsi="Cambria Math" w:cs="Times New Roman"/>
-                        <w:noProof/>
-                        <w:sz w:val="28"/>
-                        <w:szCs w:val="32"/>
-                      </w:rPr>
-                      <m:t>5</m:t>
+                      <m:t>5,5</m:t>
                     </m:r>
                   </m:sub>
                 </m:sSub>
@@ -10369,17 +9425,7 @@
                               <w:szCs w:val="32"/>
                               <w:lang w:val="en-US"/>
                             </w:rPr>
-                            <m:t>3</m:t>
-                          </m:r>
-                          <m:r>
-                            <w:rPr>
-                              <w:rFonts w:ascii="Cambria Math" w:hAnsi="Cambria Math" w:cs="Times New Roman"/>
-                              <w:noProof/>
-                              <w:sz w:val="28"/>
-                              <w:szCs w:val="32"/>
-                              <w:lang w:val="en-US"/>
-                            </w:rPr>
-                            <m:t>8</m:t>
+                            <m:t>38</m:t>
                           </m:r>
                         </m:e>
                         <m:e>
@@ -10391,17 +9437,7 @@
                               <w:szCs w:val="32"/>
                               <w:lang w:val="en-US"/>
                             </w:rPr>
-                            <m:t>3</m:t>
-                          </m:r>
-                          <m:r>
-                            <w:rPr>
-                              <w:rFonts w:ascii="Cambria Math" w:hAnsi="Cambria Math" w:cs="Times New Roman"/>
-                              <w:noProof/>
-                              <w:sz w:val="28"/>
-                              <w:szCs w:val="32"/>
-                              <w:lang w:val="en-US"/>
-                            </w:rPr>
-                            <m:t>7</m:t>
+                            <m:t>37</m:t>
                           </m:r>
                         </m:e>
                         <m:e>
@@ -10437,17 +9473,7 @@
                               <w:szCs w:val="32"/>
                               <w:lang w:val="en-US"/>
                             </w:rPr>
-                            <m:t>3</m:t>
-                          </m:r>
-                          <m:r>
-                            <w:rPr>
-                              <w:rFonts w:ascii="Cambria Math" w:eastAsia="Cambria Math" w:hAnsi="Cambria Math" w:cs="Cambria Math"/>
-                              <w:noProof/>
-                              <w:sz w:val="28"/>
-                              <w:szCs w:val="32"/>
-                              <w:lang w:val="en-US"/>
-                            </w:rPr>
-                            <m:t>7</m:t>
+                            <m:t>37</m:t>
                           </m:r>
                         </m:e>
                         <m:e>
@@ -10507,17 +9533,7 @@
                               <w:szCs w:val="32"/>
                               <w:lang w:val="en-US"/>
                             </w:rPr>
-                            <m:t>3</m:t>
-                          </m:r>
-                          <m:r>
-                            <w:rPr>
-                              <w:rFonts w:ascii="Cambria Math" w:eastAsia="Cambria Math" w:hAnsi="Cambria Math" w:cs="Cambria Math"/>
-                              <w:noProof/>
-                              <w:sz w:val="28"/>
-                              <w:szCs w:val="32"/>
-                              <w:lang w:val="en-US"/>
-                            </w:rPr>
-                            <m:t>6</m:t>
+                            <m:t>36</m:t>
                           </m:r>
                           <m:ctrlPr>
                             <w:rPr>
@@ -10687,16 +9703,7 @@
                     <w:sz w:val="28"/>
                     <w:szCs w:val="32"/>
                   </w:rPr>
-                  <m:t>=-</m:t>
-                </m:r>
-                <m:r>
-                  <w:rPr>
-                    <w:rFonts w:ascii="Cambria Math" w:hAnsi="Cambria Math" w:cs="Times New Roman"/>
-                    <w:noProof/>
-                    <w:sz w:val="28"/>
-                    <w:szCs w:val="32"/>
-                  </w:rPr>
-                  <m:t>12564</m:t>
+                  <m:t>=-12564</m:t>
                 </m:r>
               </m:oMath>
             </m:oMathPara>
@@ -10769,25 +9776,7 @@
                         <w:sz w:val="28"/>
                         <w:szCs w:val="32"/>
                       </w:rPr>
-                      <m:t>5</m:t>
-                    </m:r>
-                    <m:r>
-                      <w:rPr>
-                        <w:rFonts w:ascii="Cambria Math" w:hAnsi="Cambria Math" w:cs="Times New Roman"/>
-                        <w:noProof/>
-                        <w:sz w:val="28"/>
-                        <w:szCs w:val="32"/>
-                      </w:rPr>
-                      <m:t>,</m:t>
-                    </m:r>
-                    <m:r>
-                      <w:rPr>
-                        <w:rFonts w:ascii="Cambria Math" w:hAnsi="Cambria Math" w:cs="Times New Roman"/>
-                        <w:noProof/>
-                        <w:sz w:val="28"/>
-                        <w:szCs w:val="32"/>
-                      </w:rPr>
-                      <m:t>5</m:t>
+                      <m:t>5,5</m:t>
                     </m:r>
                   </m:sub>
                 </m:sSub>
@@ -10832,25 +9821,7 @@
                         <w:sz w:val="28"/>
                         <w:szCs w:val="32"/>
                       </w:rPr>
-                      <m:t>5</m:t>
-                    </m:r>
-                    <m:r>
-                      <w:rPr>
-                        <w:rFonts w:ascii="Cambria Math" w:hAnsi="Cambria Math" w:cs="Times New Roman"/>
-                        <w:noProof/>
-                        <w:sz w:val="28"/>
-                        <w:szCs w:val="32"/>
-                      </w:rPr>
-                      <m:t>+</m:t>
-                    </m:r>
-                    <m:r>
-                      <w:rPr>
-                        <w:rFonts w:ascii="Cambria Math" w:hAnsi="Cambria Math" w:cs="Times New Roman"/>
-                        <w:noProof/>
-                        <w:sz w:val="28"/>
-                        <w:szCs w:val="32"/>
-                      </w:rPr>
-                      <m:t>5</m:t>
+                      <m:t>5+5</m:t>
                     </m:r>
                   </m:sup>
                 </m:sSup>
@@ -10895,25 +9866,7 @@
                         <w:sz w:val="28"/>
                         <w:szCs w:val="32"/>
                       </w:rPr>
-                      <m:t>5</m:t>
-                    </m:r>
-                    <m:r>
-                      <w:rPr>
-                        <w:rFonts w:ascii="Cambria Math" w:hAnsi="Cambria Math" w:cs="Times New Roman"/>
-                        <w:noProof/>
-                        <w:sz w:val="28"/>
-                        <w:szCs w:val="32"/>
-                      </w:rPr>
-                      <m:t>,</m:t>
-                    </m:r>
-                    <m:r>
-                      <w:rPr>
-                        <w:rFonts w:ascii="Cambria Math" w:hAnsi="Cambria Math" w:cs="Times New Roman"/>
-                        <w:noProof/>
-                        <w:sz w:val="28"/>
-                        <w:szCs w:val="32"/>
-                      </w:rPr>
-                      <m:t>5</m:t>
+                      <m:t>5,5</m:t>
                     </m:r>
                   </m:sub>
                 </m:sSub>
@@ -10924,16 +9877,7 @@
                     <w:sz w:val="28"/>
                     <w:szCs w:val="32"/>
                   </w:rPr>
-                  <m:t>=-</m:t>
-                </m:r>
-                <m:r>
-                  <w:rPr>
-                    <w:rFonts w:ascii="Cambria Math" w:hAnsi="Cambria Math" w:cs="Times New Roman"/>
-                    <w:noProof/>
-                    <w:sz w:val="28"/>
-                    <w:szCs w:val="32"/>
-                  </w:rPr>
-                  <m:t>12564</m:t>
+                  <m:t>=-12564</m:t>
                 </m:r>
               </m:oMath>
             </m:oMathPara>
@@ -11151,8 +10095,10 @@
                         <w:szCs w:val="32"/>
                         <w:lang w:val="en-US"/>
                       </w:rPr>
-                      <m:t>3</m:t>
-                    </m:r>
+                      <m:t>38</m:t>
+                    </m:r>
+                  </m:e>
+                  <m:e>
                     <m:r>
                       <w:rPr>
                         <w:rFonts w:ascii="Cambria Math" w:hAnsi="Cambria Math" w:cs="Times New Roman"/>
@@ -11161,7 +10107,7 @@
                         <w:szCs w:val="32"/>
                         <w:lang w:val="en-US"/>
                       </w:rPr>
-                      <m:t>8</m:t>
+                      <m:t>37</m:t>
                     </m:r>
                   </m:e>
                   <m:e>
@@ -11173,61 +10119,29 @@
                         <w:szCs w:val="32"/>
                         <w:lang w:val="en-US"/>
                       </w:rPr>
-                      <m:t>3</m:t>
-                    </m:r>
-                    <m:r>
-                      <w:rPr>
-                        <w:rFonts w:ascii="Cambria Math" w:hAnsi="Cambria Math" w:cs="Times New Roman"/>
+                      <m:t>36</m:t>
+                    </m:r>
+                    <m:ctrlPr>
+                      <w:rPr>
+                        <w:rFonts w:ascii="Cambria Math" w:eastAsia="Cambria Math" w:hAnsi="Cambria Math" w:cs="Cambria Math"/>
+                        <w:i/>
                         <w:noProof/>
                         <w:sz w:val="28"/>
                         <w:szCs w:val="32"/>
                         <w:lang w:val="en-US"/>
                       </w:rPr>
-                      <m:t>7</m:t>
-                    </m:r>
-                  </m:e>
-                  <m:e>
-                    <m:r>
-                      <w:rPr>
-                        <w:rFonts w:ascii="Cambria Math" w:hAnsi="Cambria Math" w:cs="Times New Roman"/>
+                    </m:ctrlPr>
+                  </m:e>
+                  <m:e>
+                    <m:r>
+                      <w:rPr>
+                        <w:rFonts w:ascii="Cambria Math" w:eastAsia="Cambria Math" w:hAnsi="Cambria Math" w:cs="Cambria Math"/>
                         <w:noProof/>
                         <w:sz w:val="28"/>
                         <w:szCs w:val="32"/>
                         <w:lang w:val="en-US"/>
                       </w:rPr>
-                      <m:t>36</m:t>
-                    </m:r>
-                    <m:ctrlPr>
-                      <w:rPr>
-                        <w:rFonts w:ascii="Cambria Math" w:eastAsia="Cambria Math" w:hAnsi="Cambria Math" w:cs="Cambria Math"/>
-                        <w:i/>
-                        <w:noProof/>
-                        <w:sz w:val="28"/>
-                        <w:szCs w:val="32"/>
-                        <w:lang w:val="en-US"/>
-                      </w:rPr>
-                    </m:ctrlPr>
-                  </m:e>
-                  <m:e>
-                    <m:r>
-                      <w:rPr>
-                        <w:rFonts w:ascii="Cambria Math" w:eastAsia="Cambria Math" w:hAnsi="Cambria Math" w:cs="Cambria Math"/>
-                        <w:noProof/>
-                        <w:sz w:val="28"/>
-                        <w:szCs w:val="32"/>
-                        <w:lang w:val="en-US"/>
-                      </w:rPr>
-                      <m:t>4</m:t>
-                    </m:r>
-                    <m:r>
-                      <w:rPr>
-                        <w:rFonts w:ascii="Cambria Math" w:eastAsia="Cambria Math" w:hAnsi="Cambria Math" w:cs="Cambria Math"/>
-                        <w:noProof/>
-                        <w:sz w:val="28"/>
-                        <w:szCs w:val="32"/>
-                        <w:lang w:val="en-US"/>
-                      </w:rPr>
-                      <m:t>1</m:t>
+                      <m:t>41</m:t>
                     </m:r>
                     <m:ctrlPr>
                       <w:rPr>
@@ -11251,17 +10165,7 @@
                         <w:szCs w:val="32"/>
                         <w:lang w:val="en-US"/>
                       </w:rPr>
-                      <m:t>3</m:t>
-                    </m:r>
-                    <m:r>
-                      <w:rPr>
-                        <w:rFonts w:ascii="Cambria Math" w:eastAsia="Cambria Math" w:hAnsi="Cambria Math" w:cs="Cambria Math"/>
-                        <w:noProof/>
-                        <w:sz w:val="28"/>
-                        <w:szCs w:val="32"/>
-                        <w:lang w:val="en-US"/>
-                      </w:rPr>
-                      <m:t>7</m:t>
+                      <m:t>37</m:t>
                     </m:r>
                   </m:e>
                   <m:e>
@@ -11343,17 +10247,29 @@
                         <w:szCs w:val="32"/>
                         <w:lang w:val="en-US"/>
                       </w:rPr>
-                      <m:t>3</m:t>
-                    </m:r>
-                    <m:r>
-                      <w:rPr>
-                        <w:rFonts w:ascii="Cambria Math" w:eastAsia="Cambria Math" w:hAnsi="Cambria Math" w:cs="Cambria Math"/>
+                      <m:t>36</m:t>
+                    </m:r>
+                    <m:ctrlPr>
+                      <w:rPr>
+                        <w:rFonts w:ascii="Cambria Math" w:eastAsia="Cambria Math" w:hAnsi="Cambria Math" w:cs="Cambria Math"/>
+                        <w:i/>
                         <w:noProof/>
                         <w:sz w:val="28"/>
                         <w:szCs w:val="32"/>
                         <w:lang w:val="en-US"/>
                       </w:rPr>
-                      <m:t>6</m:t>
+                    </m:ctrlPr>
+                  </m:e>
+                  <m:e>
+                    <m:r>
+                      <w:rPr>
+                        <w:rFonts w:ascii="Cambria Math" w:eastAsia="Cambria Math" w:hAnsi="Cambria Math" w:cs="Cambria Math"/>
+                        <w:noProof/>
+                        <w:sz w:val="28"/>
+                        <w:szCs w:val="32"/>
+                        <w:lang w:val="en-US"/>
+                      </w:rPr>
+                      <m:t>34</m:t>
                     </m:r>
                     <m:ctrlPr>
                       <w:rPr>
@@ -11375,7 +10291,7 @@
                         <w:szCs w:val="32"/>
                         <w:lang w:val="en-US"/>
                       </w:rPr>
-                      <m:t>34</m:t>
+                      <m:t>37</m:t>
                     </m:r>
                     <m:ctrlPr>
                       <w:rPr>
@@ -11397,7 +10313,7 @@
                         <w:szCs w:val="32"/>
                         <w:lang w:val="en-US"/>
                       </w:rPr>
-                      <m:t>37</m:t>
+                      <m:t>44</m:t>
                     </m:r>
                     <m:ctrlPr>
                       <w:rPr>
@@ -11419,39 +10335,7 @@
                         <w:szCs w:val="32"/>
                         <w:lang w:val="en-US"/>
                       </w:rPr>
-                      <m:t>44</m:t>
-                    </m:r>
-                    <m:ctrlPr>
-                      <w:rPr>
-                        <w:rFonts w:ascii="Cambria Math" w:eastAsia="Cambria Math" w:hAnsi="Cambria Math" w:cs="Cambria Math"/>
-                        <w:i/>
-                        <w:noProof/>
-                        <w:sz w:val="28"/>
-                        <w:szCs w:val="32"/>
-                        <w:lang w:val="en-US"/>
-                      </w:rPr>
-                    </m:ctrlPr>
-                  </m:e>
-                  <m:e>
-                    <m:r>
-                      <w:rPr>
-                        <w:rFonts w:ascii="Cambria Math" w:eastAsia="Cambria Math" w:hAnsi="Cambria Math" w:cs="Cambria Math"/>
-                        <w:noProof/>
-                        <w:sz w:val="28"/>
-                        <w:szCs w:val="32"/>
-                        <w:lang w:val="en-US"/>
-                      </w:rPr>
-                      <m:t>4</m:t>
-                    </m:r>
-                    <m:r>
-                      <w:rPr>
-                        <w:rFonts w:ascii="Cambria Math" w:eastAsia="Cambria Math" w:hAnsi="Cambria Math" w:cs="Cambria Math"/>
-                        <w:noProof/>
-                        <w:sz w:val="28"/>
-                        <w:szCs w:val="32"/>
-                        <w:lang w:val="en-US"/>
-                      </w:rPr>
-                      <m:t>1</m:t>
+                      <m:t>41</m:t>
                     </m:r>
                     <m:ctrlPr>
                       <w:rPr>
@@ -11587,17 +10471,19 @@
                         <w:szCs w:val="32"/>
                         <w:lang w:val="en-US"/>
                       </w:rPr>
-                      <m:t>4</m:t>
-                    </m:r>
-                    <m:r>
-                      <w:rPr>
-                        <w:rFonts w:ascii="Cambria Math" w:eastAsia="Cambria Math" w:hAnsi="Cambria Math" w:cs="Cambria Math"/>
+                      <m:t>42</m:t>
+                    </m:r>
+                  </m:e>
+                  <m:e>
+                    <m:r>
+                      <w:rPr>
+                        <w:rFonts w:ascii="Cambria Math" w:hAnsi="Cambria Math" w:cs="Times New Roman"/>
                         <w:noProof/>
                         <w:sz w:val="28"/>
                         <w:szCs w:val="32"/>
                         <w:lang w:val="en-US"/>
                       </w:rPr>
-                      <m:t>2</m:t>
+                      <m:t>36</m:t>
                     </m:r>
                   </m:e>
                   <m:e>
@@ -11609,29 +10495,7 @@
                         <w:szCs w:val="32"/>
                         <w:lang w:val="en-US"/>
                       </w:rPr>
-                      <m:t>36</m:t>
-                    </m:r>
-                  </m:e>
-                  <m:e>
-                    <m:r>
-                      <w:rPr>
-                        <w:rFonts w:ascii="Cambria Math" w:hAnsi="Cambria Math" w:cs="Times New Roman"/>
-                        <w:noProof/>
-                        <w:sz w:val="28"/>
-                        <w:szCs w:val="32"/>
-                        <w:lang w:val="en-US"/>
-                      </w:rPr>
-                      <m:t>4</m:t>
-                    </m:r>
-                    <m:r>
-                      <w:rPr>
-                        <w:rFonts w:ascii="Cambria Math" w:hAnsi="Cambria Math" w:cs="Times New Roman"/>
-                        <w:noProof/>
-                        <w:sz w:val="28"/>
-                        <w:szCs w:val="32"/>
-                        <w:lang w:val="en-US"/>
-                      </w:rPr>
-                      <m:t>0</m:t>
+                      <m:t>40</m:t>
                     </m:r>
                     <m:ctrlPr>
                       <w:rPr>
@@ -12586,8 +11450,10 @@
                         <w:szCs w:val="32"/>
                         <w:lang w:val="en-US"/>
                       </w:rPr>
-                      <m:t>3</m:t>
-                    </m:r>
+                      <m:t>38</m:t>
+                    </m:r>
+                  </m:e>
+                  <m:e>
                     <m:r>
                       <w:rPr>
                         <w:rFonts w:ascii="Cambria Math" w:hAnsi="Cambria Math" w:cs="Times New Roman"/>
@@ -12596,7 +11462,7 @@
                         <w:szCs w:val="32"/>
                         <w:lang w:val="en-US"/>
                       </w:rPr>
-                      <m:t>8</m:t>
+                      <m:t>37</m:t>
                     </m:r>
                   </m:e>
                   <m:e>
@@ -12608,61 +11474,29 @@
                         <w:szCs w:val="32"/>
                         <w:lang w:val="en-US"/>
                       </w:rPr>
-                      <m:t>3</m:t>
-                    </m:r>
-                    <m:r>
-                      <w:rPr>
-                        <w:rFonts w:ascii="Cambria Math" w:hAnsi="Cambria Math" w:cs="Times New Roman"/>
+                      <m:t>36</m:t>
+                    </m:r>
+                    <m:ctrlPr>
+                      <w:rPr>
+                        <w:rFonts w:ascii="Cambria Math" w:eastAsia="Cambria Math" w:hAnsi="Cambria Math" w:cs="Cambria Math"/>
+                        <w:i/>
                         <w:noProof/>
                         <w:sz w:val="28"/>
                         <w:szCs w:val="32"/>
                         <w:lang w:val="en-US"/>
                       </w:rPr>
-                      <m:t>7</m:t>
-                    </m:r>
-                  </m:e>
-                  <m:e>
-                    <m:r>
-                      <w:rPr>
-                        <w:rFonts w:ascii="Cambria Math" w:hAnsi="Cambria Math" w:cs="Times New Roman"/>
+                    </m:ctrlPr>
+                  </m:e>
+                  <m:e>
+                    <m:r>
+                      <w:rPr>
+                        <w:rFonts w:ascii="Cambria Math" w:eastAsia="Cambria Math" w:hAnsi="Cambria Math" w:cs="Cambria Math"/>
                         <w:noProof/>
                         <w:sz w:val="28"/>
                         <w:szCs w:val="32"/>
                         <w:lang w:val="en-US"/>
                       </w:rPr>
-                      <m:t>36</m:t>
-                    </m:r>
-                    <m:ctrlPr>
-                      <w:rPr>
-                        <w:rFonts w:ascii="Cambria Math" w:eastAsia="Cambria Math" w:hAnsi="Cambria Math" w:cs="Cambria Math"/>
-                        <w:i/>
-                        <w:noProof/>
-                        <w:sz w:val="28"/>
-                        <w:szCs w:val="32"/>
-                        <w:lang w:val="en-US"/>
-                      </w:rPr>
-                    </m:ctrlPr>
-                  </m:e>
-                  <m:e>
-                    <m:r>
-                      <w:rPr>
-                        <w:rFonts w:ascii="Cambria Math" w:eastAsia="Cambria Math" w:hAnsi="Cambria Math" w:cs="Cambria Math"/>
-                        <w:noProof/>
-                        <w:sz w:val="28"/>
-                        <w:szCs w:val="32"/>
-                        <w:lang w:val="en-US"/>
-                      </w:rPr>
-                      <m:t>4</m:t>
-                    </m:r>
-                    <m:r>
-                      <w:rPr>
-                        <w:rFonts w:ascii="Cambria Math" w:eastAsia="Cambria Math" w:hAnsi="Cambria Math" w:cs="Cambria Math"/>
-                        <w:noProof/>
-                        <w:sz w:val="28"/>
-                        <w:szCs w:val="32"/>
-                        <w:lang w:val="en-US"/>
-                      </w:rPr>
-                      <m:t>1</m:t>
+                      <m:t>41</m:t>
                     </m:r>
                     <m:ctrlPr>
                       <w:rPr>
@@ -12686,17 +11520,7 @@
                         <w:szCs w:val="32"/>
                         <w:lang w:val="en-US"/>
                       </w:rPr>
-                      <m:t>3</m:t>
-                    </m:r>
-                    <m:r>
-                      <w:rPr>
-                        <w:rFonts w:ascii="Cambria Math" w:eastAsia="Cambria Math" w:hAnsi="Cambria Math" w:cs="Cambria Math"/>
-                        <w:noProof/>
-                        <w:sz w:val="28"/>
-                        <w:szCs w:val="32"/>
-                        <w:lang w:val="en-US"/>
-                      </w:rPr>
-                      <m:t>7</m:t>
+                      <m:t>37</m:t>
                     </m:r>
                   </m:e>
                   <m:e>
@@ -12778,17 +11602,29 @@
                         <w:szCs w:val="32"/>
                         <w:lang w:val="en-US"/>
                       </w:rPr>
-                      <m:t>3</m:t>
-                    </m:r>
-                    <m:r>
-                      <w:rPr>
-                        <w:rFonts w:ascii="Cambria Math" w:eastAsia="Cambria Math" w:hAnsi="Cambria Math" w:cs="Cambria Math"/>
+                      <m:t>36</m:t>
+                    </m:r>
+                    <m:ctrlPr>
+                      <w:rPr>
+                        <w:rFonts w:ascii="Cambria Math" w:eastAsia="Cambria Math" w:hAnsi="Cambria Math" w:cs="Cambria Math"/>
+                        <w:i/>
                         <w:noProof/>
                         <w:sz w:val="28"/>
                         <w:szCs w:val="32"/>
                         <w:lang w:val="en-US"/>
                       </w:rPr>
-                      <m:t>6</m:t>
+                    </m:ctrlPr>
+                  </m:e>
+                  <m:e>
+                    <m:r>
+                      <w:rPr>
+                        <w:rFonts w:ascii="Cambria Math" w:eastAsia="Cambria Math" w:hAnsi="Cambria Math" w:cs="Cambria Math"/>
+                        <w:noProof/>
+                        <w:sz w:val="28"/>
+                        <w:szCs w:val="32"/>
+                        <w:lang w:val="en-US"/>
+                      </w:rPr>
+                      <m:t>34</m:t>
                     </m:r>
                     <m:ctrlPr>
                       <w:rPr>
@@ -12810,7 +11646,7 @@
                         <w:szCs w:val="32"/>
                         <w:lang w:val="en-US"/>
                       </w:rPr>
-                      <m:t>34</m:t>
+                      <m:t>37</m:t>
                     </m:r>
                     <m:ctrlPr>
                       <w:rPr>
@@ -12832,7 +11668,7 @@
                         <w:szCs w:val="32"/>
                         <w:lang w:val="en-US"/>
                       </w:rPr>
-                      <m:t>37</m:t>
+                      <m:t>44</m:t>
                     </m:r>
                     <m:ctrlPr>
                       <w:rPr>
@@ -12854,39 +11690,7 @@
                         <w:szCs w:val="32"/>
                         <w:lang w:val="en-US"/>
                       </w:rPr>
-                      <m:t>44</m:t>
-                    </m:r>
-                    <m:ctrlPr>
-                      <w:rPr>
-                        <w:rFonts w:ascii="Cambria Math" w:eastAsia="Cambria Math" w:hAnsi="Cambria Math" w:cs="Cambria Math"/>
-                        <w:i/>
-                        <w:noProof/>
-                        <w:sz w:val="28"/>
-                        <w:szCs w:val="32"/>
-                        <w:lang w:val="en-US"/>
-                      </w:rPr>
-                    </m:ctrlPr>
-                  </m:e>
-                  <m:e>
-                    <m:r>
-                      <w:rPr>
-                        <w:rFonts w:ascii="Cambria Math" w:eastAsia="Cambria Math" w:hAnsi="Cambria Math" w:cs="Cambria Math"/>
-                        <w:noProof/>
-                        <w:sz w:val="28"/>
-                        <w:szCs w:val="32"/>
-                        <w:lang w:val="en-US"/>
-                      </w:rPr>
-                      <m:t>4</m:t>
-                    </m:r>
-                    <m:r>
-                      <w:rPr>
-                        <w:rFonts w:ascii="Cambria Math" w:eastAsia="Cambria Math" w:hAnsi="Cambria Math" w:cs="Cambria Math"/>
-                        <w:noProof/>
-                        <w:sz w:val="28"/>
-                        <w:szCs w:val="32"/>
-                        <w:lang w:val="en-US"/>
-                      </w:rPr>
-                      <m:t>1</m:t>
+                      <m:t>41</m:t>
                     </m:r>
                     <m:ctrlPr>
                       <w:rPr>
@@ -13022,17 +11826,19 @@
                         <w:szCs w:val="32"/>
                         <w:lang w:val="en-US"/>
                       </w:rPr>
-                      <m:t>4</m:t>
-                    </m:r>
-                    <m:r>
-                      <w:rPr>
-                        <w:rFonts w:ascii="Cambria Math" w:eastAsia="Cambria Math" w:hAnsi="Cambria Math" w:cs="Cambria Math"/>
+                      <m:t>42</m:t>
+                    </m:r>
+                  </m:e>
+                  <m:e>
+                    <m:r>
+                      <w:rPr>
+                        <w:rFonts w:ascii="Cambria Math" w:hAnsi="Cambria Math" w:cs="Times New Roman"/>
                         <w:noProof/>
                         <w:sz w:val="28"/>
                         <w:szCs w:val="32"/>
                         <w:lang w:val="en-US"/>
                       </w:rPr>
-                      <m:t>2</m:t>
+                      <m:t>36</m:t>
                     </m:r>
                   </m:e>
                   <m:e>
@@ -13044,29 +11850,7 @@
                         <w:szCs w:val="32"/>
                         <w:lang w:val="en-US"/>
                       </w:rPr>
-                      <m:t>36</m:t>
-                    </m:r>
-                  </m:e>
-                  <m:e>
-                    <m:r>
-                      <w:rPr>
-                        <w:rFonts w:ascii="Cambria Math" w:hAnsi="Cambria Math" w:cs="Times New Roman"/>
-                        <w:noProof/>
-                        <w:sz w:val="28"/>
-                        <w:szCs w:val="32"/>
-                        <w:lang w:val="en-US"/>
-                      </w:rPr>
-                      <m:t>4</m:t>
-                    </m:r>
-                    <m:r>
-                      <w:rPr>
-                        <w:rFonts w:ascii="Cambria Math" w:hAnsi="Cambria Math" w:cs="Times New Roman"/>
-                        <w:noProof/>
-                        <w:sz w:val="28"/>
-                        <w:szCs w:val="32"/>
-                        <w:lang w:val="en-US"/>
-                      </w:rPr>
-                      <m:t>0</m:t>
+                      <m:t>40</m:t>
                     </m:r>
                     <m:ctrlPr>
                       <w:rPr>
@@ -14706,8 +13490,10 @@
                         <w:szCs w:val="32"/>
                         <w:lang w:val="en-US"/>
                       </w:rPr>
-                      <m:t>3</m:t>
-                    </m:r>
+                      <m:t>38</m:t>
+                    </m:r>
+                  </m:e>
+                  <m:e>
                     <m:r>
                       <w:rPr>
                         <w:rFonts w:ascii="Cambria Math" w:hAnsi="Cambria Math" w:cs="Times New Roman"/>
@@ -14716,7 +13502,7 @@
                         <w:szCs w:val="32"/>
                         <w:lang w:val="en-US"/>
                       </w:rPr>
-                      <m:t>8</m:t>
+                      <m:t>37</m:t>
                     </m:r>
                   </m:e>
                   <m:e>
@@ -14728,61 +13514,29 @@
                         <w:szCs w:val="32"/>
                         <w:lang w:val="en-US"/>
                       </w:rPr>
-                      <m:t>3</m:t>
-                    </m:r>
-                    <m:r>
-                      <w:rPr>
-                        <w:rFonts w:ascii="Cambria Math" w:hAnsi="Cambria Math" w:cs="Times New Roman"/>
+                      <m:t>36</m:t>
+                    </m:r>
+                    <m:ctrlPr>
+                      <w:rPr>
+                        <w:rFonts w:ascii="Cambria Math" w:eastAsia="Cambria Math" w:hAnsi="Cambria Math" w:cs="Cambria Math"/>
+                        <w:i/>
                         <w:noProof/>
                         <w:sz w:val="28"/>
                         <w:szCs w:val="32"/>
                         <w:lang w:val="en-US"/>
                       </w:rPr>
-                      <m:t>7</m:t>
-                    </m:r>
-                  </m:e>
-                  <m:e>
-                    <m:r>
-                      <w:rPr>
-                        <w:rFonts w:ascii="Cambria Math" w:hAnsi="Cambria Math" w:cs="Times New Roman"/>
+                    </m:ctrlPr>
+                  </m:e>
+                  <m:e>
+                    <m:r>
+                      <w:rPr>
+                        <w:rFonts w:ascii="Cambria Math" w:eastAsia="Cambria Math" w:hAnsi="Cambria Math" w:cs="Cambria Math"/>
                         <w:noProof/>
                         <w:sz w:val="28"/>
                         <w:szCs w:val="32"/>
                         <w:lang w:val="en-US"/>
                       </w:rPr>
-                      <m:t>36</m:t>
-                    </m:r>
-                    <m:ctrlPr>
-                      <w:rPr>
-                        <w:rFonts w:ascii="Cambria Math" w:eastAsia="Cambria Math" w:hAnsi="Cambria Math" w:cs="Cambria Math"/>
-                        <w:i/>
-                        <w:noProof/>
-                        <w:sz w:val="28"/>
-                        <w:szCs w:val="32"/>
-                        <w:lang w:val="en-US"/>
-                      </w:rPr>
-                    </m:ctrlPr>
-                  </m:e>
-                  <m:e>
-                    <m:r>
-                      <w:rPr>
-                        <w:rFonts w:ascii="Cambria Math" w:eastAsia="Cambria Math" w:hAnsi="Cambria Math" w:cs="Cambria Math"/>
-                        <w:noProof/>
-                        <w:sz w:val="28"/>
-                        <w:szCs w:val="32"/>
-                        <w:lang w:val="en-US"/>
-                      </w:rPr>
-                      <m:t>4</m:t>
-                    </m:r>
-                    <m:r>
-                      <w:rPr>
-                        <w:rFonts w:ascii="Cambria Math" w:eastAsia="Cambria Math" w:hAnsi="Cambria Math" w:cs="Cambria Math"/>
-                        <w:noProof/>
-                        <w:sz w:val="28"/>
-                        <w:szCs w:val="32"/>
-                        <w:lang w:val="en-US"/>
-                      </w:rPr>
-                      <m:t>1</m:t>
+                      <m:t>41</m:t>
                     </m:r>
                     <m:ctrlPr>
                       <w:rPr>
@@ -14806,17 +13560,7 @@
                         <w:szCs w:val="32"/>
                         <w:lang w:val="en-US"/>
                       </w:rPr>
-                      <m:t>3</m:t>
-                    </m:r>
-                    <m:r>
-                      <w:rPr>
-                        <w:rFonts w:ascii="Cambria Math" w:eastAsia="Cambria Math" w:hAnsi="Cambria Math" w:cs="Cambria Math"/>
-                        <w:noProof/>
-                        <w:sz w:val="28"/>
-                        <w:szCs w:val="32"/>
-                        <w:lang w:val="en-US"/>
-                      </w:rPr>
-                      <m:t>7</m:t>
+                      <m:t>37</m:t>
                     </m:r>
                   </m:e>
                   <m:e>
@@ -14898,17 +13642,29 @@
                         <w:szCs w:val="32"/>
                         <w:lang w:val="en-US"/>
                       </w:rPr>
-                      <m:t>3</m:t>
-                    </m:r>
-                    <m:r>
-                      <w:rPr>
-                        <w:rFonts w:ascii="Cambria Math" w:eastAsia="Cambria Math" w:hAnsi="Cambria Math" w:cs="Cambria Math"/>
+                      <m:t>36</m:t>
+                    </m:r>
+                    <m:ctrlPr>
+                      <w:rPr>
+                        <w:rFonts w:ascii="Cambria Math" w:eastAsia="Cambria Math" w:hAnsi="Cambria Math" w:cs="Cambria Math"/>
+                        <w:i/>
                         <w:noProof/>
                         <w:sz w:val="28"/>
                         <w:szCs w:val="32"/>
                         <w:lang w:val="en-US"/>
                       </w:rPr>
-                      <m:t>6</m:t>
+                    </m:ctrlPr>
+                  </m:e>
+                  <m:e>
+                    <m:r>
+                      <w:rPr>
+                        <w:rFonts w:ascii="Cambria Math" w:eastAsia="Cambria Math" w:hAnsi="Cambria Math" w:cs="Cambria Math"/>
+                        <w:noProof/>
+                        <w:sz w:val="28"/>
+                        <w:szCs w:val="32"/>
+                        <w:lang w:val="en-US"/>
+                      </w:rPr>
+                      <m:t>34</m:t>
                     </m:r>
                     <m:ctrlPr>
                       <w:rPr>
@@ -14930,7 +13686,7 @@
                         <w:szCs w:val="32"/>
                         <w:lang w:val="en-US"/>
                       </w:rPr>
-                      <m:t>34</m:t>
+                      <m:t>37</m:t>
                     </m:r>
                     <m:ctrlPr>
                       <w:rPr>
@@ -14952,7 +13708,7 @@
                         <w:szCs w:val="32"/>
                         <w:lang w:val="en-US"/>
                       </w:rPr>
-                      <m:t>37</m:t>
+                      <m:t>44</m:t>
                     </m:r>
                     <m:ctrlPr>
                       <w:rPr>
@@ -14974,39 +13730,7 @@
                         <w:szCs w:val="32"/>
                         <w:lang w:val="en-US"/>
                       </w:rPr>
-                      <m:t>44</m:t>
-                    </m:r>
-                    <m:ctrlPr>
-                      <w:rPr>
-                        <w:rFonts w:ascii="Cambria Math" w:eastAsia="Cambria Math" w:hAnsi="Cambria Math" w:cs="Cambria Math"/>
-                        <w:i/>
-                        <w:noProof/>
-                        <w:sz w:val="28"/>
-                        <w:szCs w:val="32"/>
-                        <w:lang w:val="en-US"/>
-                      </w:rPr>
-                    </m:ctrlPr>
-                  </m:e>
-                  <m:e>
-                    <m:r>
-                      <w:rPr>
-                        <w:rFonts w:ascii="Cambria Math" w:eastAsia="Cambria Math" w:hAnsi="Cambria Math" w:cs="Cambria Math"/>
-                        <w:noProof/>
-                        <w:sz w:val="28"/>
-                        <w:szCs w:val="32"/>
-                        <w:lang w:val="en-US"/>
-                      </w:rPr>
-                      <m:t>4</m:t>
-                    </m:r>
-                    <m:r>
-                      <w:rPr>
-                        <w:rFonts w:ascii="Cambria Math" w:eastAsia="Cambria Math" w:hAnsi="Cambria Math" w:cs="Cambria Math"/>
-                        <w:noProof/>
-                        <w:sz w:val="28"/>
-                        <w:szCs w:val="32"/>
-                        <w:lang w:val="en-US"/>
-                      </w:rPr>
-                      <m:t>1</m:t>
+                      <m:t>41</m:t>
                     </m:r>
                     <m:ctrlPr>
                       <w:rPr>
@@ -15142,17 +13866,19 @@
                         <w:szCs w:val="32"/>
                         <w:lang w:val="en-US"/>
                       </w:rPr>
-                      <m:t>4</m:t>
-                    </m:r>
-                    <m:r>
-                      <w:rPr>
-                        <w:rFonts w:ascii="Cambria Math" w:eastAsia="Cambria Math" w:hAnsi="Cambria Math" w:cs="Cambria Math"/>
+                      <m:t>42</m:t>
+                    </m:r>
+                  </m:e>
+                  <m:e>
+                    <m:r>
+                      <w:rPr>
+                        <w:rFonts w:ascii="Cambria Math" w:hAnsi="Cambria Math" w:cs="Times New Roman"/>
                         <w:noProof/>
                         <w:sz w:val="28"/>
                         <w:szCs w:val="32"/>
                         <w:lang w:val="en-US"/>
                       </w:rPr>
-                      <m:t>2</m:t>
+                      <m:t>36</m:t>
                     </m:r>
                   </m:e>
                   <m:e>
@@ -15164,29 +13890,7 @@
                         <w:szCs w:val="32"/>
                         <w:lang w:val="en-US"/>
                       </w:rPr>
-                      <m:t>36</m:t>
-                    </m:r>
-                  </m:e>
-                  <m:e>
-                    <m:r>
-                      <w:rPr>
-                        <w:rFonts w:ascii="Cambria Math" w:hAnsi="Cambria Math" w:cs="Times New Roman"/>
-                        <w:noProof/>
-                        <w:sz w:val="28"/>
-                        <w:szCs w:val="32"/>
-                        <w:lang w:val="en-US"/>
-                      </w:rPr>
-                      <m:t>4</m:t>
-                    </m:r>
-                    <m:r>
-                      <w:rPr>
-                        <w:rFonts w:ascii="Cambria Math" w:hAnsi="Cambria Math" w:cs="Times New Roman"/>
-                        <w:noProof/>
-                        <w:sz w:val="28"/>
-                        <w:szCs w:val="32"/>
-                        <w:lang w:val="en-US"/>
-                      </w:rPr>
-                      <m:t>0</m:t>
+                      <m:t>40</m:t>
                     </m:r>
                     <m:ctrlPr>
                       <w:rPr>
@@ -15816,7 +14520,31 @@
           <w:sz w:val="28"/>
           <w:szCs w:val="32"/>
         </w:rPr>
-        <w:t xml:space="preserve"> Рещение целевой функции (</w:t>
+        <w:t xml:space="preserve"> Ре</w:t>
+      </w:r>
+      <w:r>
+        <w:rPr>
+          <w:rFonts w:ascii="Times New Roman" w:hAnsi="Times New Roman" w:cs="Times New Roman"/>
+          <w:b/>
+          <w:bCs/>
+          <w:iCs/>
+          <w:noProof/>
+          <w:sz w:val="28"/>
+          <w:szCs w:val="32"/>
+        </w:rPr>
+        <w:t>ш</w:t>
+      </w:r>
+      <w:r>
+        <w:rPr>
+          <w:rFonts w:ascii="Times New Roman" w:hAnsi="Times New Roman" w:cs="Times New Roman"/>
+          <w:b/>
+          <w:bCs/>
+          <w:iCs/>
+          <w:noProof/>
+          <w:sz w:val="28"/>
+          <w:szCs w:val="32"/>
+        </w:rPr>
+        <w:t>ение целевой функции (</w:t>
       </w:r>
       <w:r>
         <w:rPr>
@@ -16029,17 +14757,7 @@
                   <w:szCs w:val="32"/>
                   <w:lang w:val="en-US"/>
                 </w:rPr>
-                <m:t>m</m:t>
-              </m:r>
-              <m:r>
-                <w:rPr>
-                  <w:rFonts w:ascii="Cambria Math" w:hAnsi="Cambria Math" w:cs="Times New Roman"/>
-                  <w:noProof/>
-                  <w:sz w:val="28"/>
-                  <w:szCs w:val="32"/>
-                  <w:lang w:val="en-US"/>
-                </w:rPr>
-                <m:t>in</m:t>
+                <m:t>min</m:t>
               </m:r>
             </m:sub>
           </m:sSub>
@@ -16050,25 +14768,7 @@
               <w:sz w:val="28"/>
               <w:szCs w:val="32"/>
             </w:rPr>
-            <m:t>≈</m:t>
-          </m:r>
-          <m:r>
-            <w:rPr>
-              <w:rFonts w:ascii="Cambria Math" w:hAnsi="Cambria Math" w:cs="Times New Roman"/>
-              <w:noProof/>
-              <w:sz w:val="28"/>
-              <w:szCs w:val="32"/>
-            </w:rPr>
-            <m:t>-10.376</m:t>
-          </m:r>
-          <m:r>
-            <w:rPr>
-              <w:rFonts w:ascii="Cambria Math" w:hAnsi="Cambria Math" w:cs="Times New Roman"/>
-              <w:noProof/>
-              <w:sz w:val="28"/>
-              <w:szCs w:val="32"/>
-            </w:rPr>
-            <m:t>,</m:t>
+            <m:t>≈-10.376,</m:t>
           </m:r>
           <m:sSub>
             <m:sSubPr>
@@ -16255,17 +14955,7 @@
                       <w:szCs w:val="32"/>
                       <w:lang w:val="en-US"/>
                     </w:rPr>
-                    <m:t>m</m:t>
-                  </m:r>
-                  <m:r>
-                    <w:rPr>
-                      <w:rFonts w:ascii="Cambria Math" w:hAnsi="Cambria Math" w:cs="Times New Roman"/>
-                      <w:noProof/>
-                      <w:sz w:val="28"/>
-                      <w:szCs w:val="32"/>
-                      <w:lang w:val="en-US"/>
-                    </w:rPr>
-                    <m:t>in</m:t>
+                    <m:t>min</m:t>
                   </m:r>
                 </m:sub>
               </m:sSub>
@@ -16278,16 +14968,7 @@
               <w:sz w:val="28"/>
               <w:szCs w:val="32"/>
             </w:rPr>
-            <m:t>≈</m:t>
-          </m:r>
-          <m:r>
-            <w:rPr>
-              <w:rFonts w:ascii="Cambria Math" w:hAnsi="Cambria Math" w:cs="Times New Roman"/>
-              <w:noProof/>
-              <w:sz w:val="28"/>
-              <w:szCs w:val="32"/>
-            </w:rPr>
-            <m:t>-5.7975</m:t>
+            <m:t>≈-5.7975</m:t>
           </m:r>
         </m:oMath>
       </m:oMathPara>
@@ -16370,6 +15051,7 @@
                 <w:noProof/>
                 <w:sz w:val="28"/>
                 <w:szCs w:val="32"/>
+                <w:lang w:val="en-US"/>
               </w:rPr>
             </w:pPr>
             <w:r>
@@ -16388,6 +15070,7 @@
                 <w:noProof/>
                 <w:sz w:val="28"/>
                 <w:szCs w:val="32"/>
+                <w:lang w:val="en-US"/>
               </w:rPr>
               <w:t>;</w:t>
             </w:r>
@@ -16400,6 +15083,7 @@
                 <w:noProof/>
                 <w:sz w:val="28"/>
                 <w:szCs w:val="32"/>
+                <w:lang w:val="en-US"/>
               </w:rPr>
             </w:pPr>
             <w:r>
@@ -16418,6 +15102,7 @@
                 <w:noProof/>
                 <w:sz w:val="28"/>
                 <w:szCs w:val="32"/>
+                <w:lang w:val="en-US"/>
               </w:rPr>
               <w:t xml:space="preserve"> </w:t>
             </w:r>
@@ -16437,6 +15122,7 @@
                 <w:noProof/>
                 <w:sz w:val="28"/>
                 <w:szCs w:val="32"/>
+                <w:lang w:val="en-US"/>
               </w:rPr>
               <w:t>;</w:t>
             </w:r>
@@ -16471,7 +15157,6 @@
                 <w:noProof/>
                 <w:sz w:val="28"/>
                 <w:szCs w:val="32"/>
-                <w:lang w:val="en-US"/>
               </w:rPr>
             </w:pPr>
             <w:r>
@@ -16482,7 +15167,16 @@
                 <w:szCs w:val="32"/>
                 <w:lang w:val="en-US"/>
               </w:rPr>
-              <w:t>Aish=[3 4 3 8 9;5 2 1 4 3;4 9 4 6 7;3 4 11 5 4;8 9 8 7 1];</w:t>
+              <w:t>Aish</w:t>
+            </w:r>
+            <w:r>
+              <w:rPr>
+                <w:rFonts w:ascii="Times New Roman" w:hAnsi="Times New Roman" w:cs="Times New Roman"/>
+                <w:noProof/>
+                <w:sz w:val="28"/>
+                <w:szCs w:val="32"/>
+              </w:rPr>
+              <w:t>=[3 4 3 8 9;5 2 1 4 3;4 9 4 6 7;3 4 11 5 4;8 9 8 7 1];</w:t>
             </w:r>
           </w:p>
           <w:p>
@@ -16493,7 +15187,6 @@
                 <w:noProof/>
                 <w:sz w:val="28"/>
                 <w:szCs w:val="32"/>
-                <w:lang w:val="en-US"/>
               </w:rPr>
             </w:pPr>
             <w:r>
@@ -16504,7 +15197,16 @@
                 <w:szCs w:val="32"/>
                 <w:lang w:val="en-US"/>
               </w:rPr>
-              <w:t>Bish=[61;43;79;87;58];</w:t>
+              <w:t>Bish</w:t>
+            </w:r>
+            <w:r>
+              <w:rPr>
+                <w:rFonts w:ascii="Times New Roman" w:hAnsi="Times New Roman" w:cs="Times New Roman"/>
+                <w:noProof/>
+                <w:sz w:val="28"/>
+                <w:szCs w:val="32"/>
+              </w:rPr>
+              <w:t>=[61;43;79;87;58];</w:t>
             </w:r>
           </w:p>
           <w:p>
@@ -16527,7 +15229,26 @@
                 <w:lang w:val="en-US"/>
               </w:rPr>
               <w:lastRenderedPageBreak/>
-              <w:t>disp('Введите номер варианта [1 . . . 30]');</w:t>
+              <w:t>disp</w:t>
+            </w:r>
+            <w:r>
+              <w:rPr>
+                <w:rFonts w:ascii="Times New Roman" w:hAnsi="Times New Roman" w:cs="Times New Roman"/>
+                <w:noProof/>
+                <w:sz w:val="28"/>
+                <w:szCs w:val="32"/>
+              </w:rPr>
+              <w:t xml:space="preserve">('Введите номер варианта [1 . . . </w:t>
+            </w:r>
+            <w:r>
+              <w:rPr>
+                <w:rFonts w:ascii="Times New Roman" w:hAnsi="Times New Roman" w:cs="Times New Roman"/>
+                <w:noProof/>
+                <w:sz w:val="28"/>
+                <w:szCs w:val="32"/>
+                <w:lang w:val="en-US"/>
+              </w:rPr>
+              <w:t>30]');</w:t>
             </w:r>
           </w:p>
           <w:p>
@@ -22466,7 +21187,7 @@
           <w:w w:val="85"/>
           <w:sz w:val="28"/>
         </w:rPr>
-        <w:t>𝒂𝒂</w:t>
+        <w:t>𝒂</w:t>
       </w:r>
       <w:r>
         <w:rPr>
@@ -22475,7 +21196,7 @@
           <w:position w:val="-5"/>
           <w:sz w:val="20"/>
         </w:rPr>
-        <w:t>𝒊𝒊𝒋𝒋</w:t>
+        <w:t>𝒊𝒋</w:t>
       </w:r>
       <w:r>
         <w:rPr>
@@ -22509,7 +21230,7 @@
           <w:w w:val="85"/>
           <w:sz w:val="28"/>
         </w:rPr>
-        <w:t>𝑨𝑨</w:t>
+        <w:t>𝑨</w:t>
       </w:r>
       <w:r>
         <w:rPr>
